--- a/docs/Physics-ASI-Concepts.docx
+++ b/docs/Physics-ASI-Concepts.docx
@@ -125,7 +125,7 @@
           <w:sz w:val="48"/>
           <w:szCs w:val="48"/>
         </w:rPr>
-        <w:t>Physics ASI Concepts</w:t>
+        <w:t>Physics Artificial Superintelligence Concepts</w:t>
       </w:r>
     </w:p>
     <w:p>
@@ -423,7 +423,7 @@
       </w:pPr>
       <w:r>
         <w:rPr/>
-        <w:t>The primary objective of this project is to create a conceptual framework of Artificial Super Intelligence (ASI) based on one unexplained observation in physics, before Einstein’s theories of relativity.  The application chosen for this tutorial is a simulation of events that actually happened preceding 1900, pertaining to the mystery of the precession of Mercury’s planetary orbit around the sun. Could a physics ASI module solve this problem in the same way as the pre-1900 physicists? In this application, instead of attempting to implement real ASI, the potential solutions to the problem are hard coded, and selected by an LLM model. The technical architecture of this application consists of a React frontend, a FastAPI backend, Langraph AI agent, Ollama LLM, and LanceDB vector database.</w:t>
+        <w:t>The primary objective of this project is to create a conceptual framework of Artificial Superintelligence (ASI) based on one unexplained observation in physics, before Einstein’s theories of relativity.  The application chosen for this tutorial is a simulation of events that actually happened preceding 1900, pertaining to the mystery of the precession of Mercury’s planetary orbit around the sun. Could a physics ASI module solve this problem in the same way as the pre-1900 physicists? In this application, instead of attempting to implement real ASI, the potential solutions to the problem are hard coded, and selected by an LLM model. The technical architecture of this application consists of a React frontend, a FastAPI backend, Langraph AI agent, Ollama LLM, and LanceDB vector database.</w:t>
       </w:r>
     </w:p>
     <w:p>
@@ -749,7 +749,7 @@
       </w:r>
       <w:r>
         <w:rPr/>
-        <w:t xml:space="preserve"> – Explores literature to check if ASI has been used to generate Maxwell’s equations.</w:t>
+        <w:t xml:space="preserve"> – Explores literature to check if ASI has tried to generate Maxwell’s equations.</w:t>
       </w:r>
       <w:r>
         <w:br w:type="page"/>
@@ -815,25 +815,7 @@
           <w:sz w:val="28"/>
           <w:szCs w:val="28"/>
         </w:rPr>
-        <w:t xml:space="preserve">Appendix </w:t>
-      </w:r>
-      <w:r>
-        <w:rPr>
-          <w:b/>
-          <w:bCs/>
-          <w:sz w:val="28"/>
-          <w:szCs w:val="28"/>
-        </w:rPr>
-        <w:t>E</w:t>
-      </w:r>
-      <w:r>
-        <w:rPr>
-          <w:b/>
-          <w:bCs/>
-          <w:sz w:val="28"/>
-          <w:szCs w:val="28"/>
-        </w:rPr>
-        <w:t>: Deduction, Induction, Abduction</w:t>
+        <w:t>Appendix E: Deduction, Induction, Abduction</w:t>
       </w:r>
       <w:r>
         <w:rPr>
@@ -884,25 +866,7 @@
           <w:sz w:val="28"/>
           <w:szCs w:val="32"/>
         </w:rPr>
-        <w:t xml:space="preserve">Appendix </w:t>
-      </w:r>
-      <w:r>
-        <w:rPr>
-          <w:b/>
-          <w:bCs/>
-          <w:sz w:val="28"/>
-          <w:szCs w:val="32"/>
-        </w:rPr>
-        <w:t>F</w:t>
-      </w:r>
-      <w:r>
-        <w:rPr>
-          <w:b/>
-          <w:bCs/>
-          <w:sz w:val="28"/>
-          <w:szCs w:val="32"/>
-        </w:rPr>
-        <w:t>: Ollama Installation</w:t>
+        <w:t>Appendix F: Ollama Installation</w:t>
       </w:r>
       <w:r>
         <w:rPr>
@@ -1883,15 +1847,7 @@
       </w:pPr>
       <w:r>
         <w:rPr/>
-        <w:t xml:space="preserve">Physicists before Einstein had </w:t>
-      </w:r>
-      <w:r>
-        <w:rPr/>
-        <w:t>a</w:t>
-      </w:r>
-      <w:r>
-        <w:rPr/>
-        <w:t xml:space="preserve"> methodological toolkit:</w:t>
+        <w:t>Physicists before Einstein had a methodological toolkit:</w:t>
       </w:r>
     </w:p>
     <w:p>
@@ -2336,15 +2292,7 @@
       </w:pPr>
       <w:r>
         <w:rPr/>
-        <w:t xml:space="preserve">Einstein's General Relativity replaces V = -GM/r with spacetime curvature </w:t>
-      </w:r>
-      <w:r>
-        <w:rPr/>
-        <w:t>(Appendix D)</w:t>
-      </w:r>
-      <w:r>
-        <w:rPr/>
-        <w:t xml:space="preserve">. </w:t>
+        <w:t xml:space="preserve">Einstein's General Relativity replaces V = -GM/r with spacetime curvature (Appendix D). </w:t>
       </w:r>
     </w:p>
     <w:p>
@@ -2572,7 +2520,7 @@
           <w:tab w:val="left" w:pos="0" w:leader="none"/>
         </w:tabs>
         <w:suppressAutoHyphens w:val="true"/>
-        <w:overflowPunct w:val="true"/>
+        <w:overflowPunct w:val="false"/>
         <w:bidi w:val="0"/>
         <w:spacing w:lineRule="auto" w:line="274" w:before="0" w:after="140"/>
         <w:ind w:hanging="283" w:left="0" w:right="0"/>
@@ -2631,7 +2579,7 @@
           <w:tab w:val="left" w:pos="0" w:leader="none"/>
         </w:tabs>
         <w:suppressAutoHyphens w:val="true"/>
-        <w:overflowPunct w:val="true"/>
+        <w:overflowPunct w:val="false"/>
         <w:bidi w:val="0"/>
         <w:spacing w:lineRule="auto" w:line="274" w:before="0" w:after="140"/>
         <w:ind w:hanging="283" w:left="0" w:right="0"/>
@@ -2966,33 +2914,7 @@
           <w:sz w:val="28"/>
           <w:szCs w:val="28"/>
         </w:rPr>
-        <w:t xml:space="preserve">For this scenario, each </w:t>
-      </w:r>
-      <w:r>
-        <w:rPr>
-          <w:rFonts w:eastAsia="Times New Roman" w:cs="Times New Roman"/>
-          <w:b w:val="false"/>
-          <w:bCs w:val="false"/>
-          <w:i w:val="false"/>
-          <w:iCs w:val="false"/>
-          <w:color w:val="000000"/>
-          <w:sz w:val="28"/>
-          <w:szCs w:val="28"/>
-        </w:rPr>
-        <w:t>selection</w:t>
-      </w:r>
-      <w:r>
-        <w:rPr>
-          <w:rFonts w:eastAsia="Times New Roman" w:cs="Times New Roman"/>
-          <w:b w:val="false"/>
-          <w:bCs w:val="false"/>
-          <w:i w:val="false"/>
-          <w:iCs w:val="false"/>
-          <w:color w:val="000000"/>
-          <w:sz w:val="28"/>
-          <w:szCs w:val="28"/>
-        </w:rPr>
-        <w:t xml:space="preserve"> is evaluated against various factors and scored. The objective is to demonstrate the processes of ASI. Rather than 10 samples, a real ASI might try 100 or 1000 different variations, before finding one that satisfies all physical constraints. Even then, it would be limited by the math available at that time, pre-1900.</w:t>
+        <w:t>For this scenario, each selection is evaluated against various factors and scored. The objective is to demonstrate the processes of ASI. Rather than 10 samples, a real ASI might try 100 or 1000 different variations, before finding one that satisfies all physical constraints. Even then, it would be limited by the math available at that time, pre-1900.</w:t>
       </w:r>
     </w:p>
     <w:p>
@@ -3243,8 +3165,7 @@
         <w:pStyle w:val="Normal"/>
         <w:spacing w:before="200" w:after="80"/>
         <w:rPr>
-          <w:sz w:val="28"/>
-          <w:szCs w:val="28"/>
+          <w:u w:val="none"/>
         </w:rPr>
       </w:pPr>
       <w:r>
@@ -3255,7 +3176,7 @@
           <w:color w:val="000000"/>
           <w:sz w:val="28"/>
           <w:szCs w:val="28"/>
-          <w:u w:val="single"/>
+          <w:u w:val="none"/>
         </w:rPr>
         <w:t>Node 1 — retrieve_node</w:t>
       </w:r>
@@ -3277,8 +3198,150 @@
           <w:sz w:val="28"/>
           <w:szCs w:val="28"/>
         </w:rPr>
-        <w:t xml:space="preserve">retrieve_node is the entry point for every iteration. It queries the agent’s RAG memory (a LanceDB vector store, embedded via Ollama’s nomic-embed-text model) with the name of the current force-law family and returns the three most semantically similar past-attempt summaries </w:t>
-      </w:r>
+        <w:t>retrieve_node is the entry point for every iteration. It queries the agent’s RAG memory (a LanceDB vector store, embedded via Ollama’s nomic-embed-text model) with the name of the current force-law family and returns the three most semantically similar past-attempt summaries (Appendix G). These notes are then available to the LLM in propose_node, giving the agent access to what worked and what did not in prior iterations without requiring the full history to fit in the prompt.</w:t>
+      </w:r>
+    </w:p>
+    <w:p>
+      <w:pPr>
+        <w:pStyle w:val="Normal"/>
+        <w:spacing w:lineRule="auto" w:line="276" w:before="0" w:after="80"/>
+        <w:ind w:left="576"/>
+        <w:rPr/>
+      </w:pPr>
+      <w:r>
+        <w:rPr>
+          <w:rFonts w:eastAsia="Times New Roman" w:cs="Times New Roman"/>
+          <w:color w:val="000000"/>
+          <w:sz w:val="28"/>
+          <w:szCs w:val="28"/>
+        </w:rPr>
+        <w:t xml:space="preserve">•  </w:t>
+      </w:r>
+      <w:r>
+        <w:rPr>
+          <w:rFonts w:eastAsia="Times New Roman" w:cs="Times New Roman"/>
+          <w:color w:val="000000"/>
+          <w:sz w:val="28"/>
+          <w:szCs w:val="28"/>
+        </w:rPr>
+        <w:t>Input state fields read: config.family</w:t>
+      </w:r>
+    </w:p>
+    <w:p>
+      <w:pPr>
+        <w:pStyle w:val="Normal"/>
+        <w:spacing w:lineRule="auto" w:line="276" w:before="0" w:after="80"/>
+        <w:ind w:left="576"/>
+        <w:rPr/>
+      </w:pPr>
+      <w:r>
+        <w:rPr>
+          <w:rFonts w:eastAsia="Times New Roman" w:cs="Times New Roman"/>
+          <w:color w:val="000000"/>
+          <w:sz w:val="28"/>
+          <w:szCs w:val="28"/>
+        </w:rPr>
+        <w:t xml:space="preserve">•  </w:t>
+      </w:r>
+      <w:r>
+        <w:rPr>
+          <w:rFonts w:eastAsia="Times New Roman" w:cs="Times New Roman"/>
+          <w:color w:val="000000"/>
+          <w:sz w:val="28"/>
+          <w:szCs w:val="28"/>
+        </w:rPr>
+        <w:t>Output state fields written: retrieved (list of text summaries)</w:t>
+      </w:r>
+    </w:p>
+    <w:p>
+      <w:pPr>
+        <w:pStyle w:val="Normal"/>
+        <w:spacing w:lineRule="auto" w:line="276" w:before="0" w:after="80"/>
+        <w:ind w:left="576"/>
+        <w:rPr/>
+      </w:pPr>
+      <w:r>
+        <w:rPr>
+          <w:rFonts w:eastAsia="Times New Roman" w:cs="Times New Roman"/>
+          <w:color w:val="000000"/>
+          <w:sz w:val="28"/>
+          <w:szCs w:val="28"/>
+        </w:rPr>
+        <w:t xml:space="preserve">•  </w:t>
+      </w:r>
+      <w:r>
+        <w:rPr>
+          <w:rFonts w:eastAsia="Times New Roman" w:cs="Times New Roman"/>
+          <w:color w:val="000000"/>
+          <w:sz w:val="28"/>
+          <w:szCs w:val="28"/>
+        </w:rPr>
+        <w:t>Real or stub: real — this is a genuine vector-similarity retrieval call</w:t>
+      </w:r>
+    </w:p>
+    <w:p>
+      <w:pPr>
+        <w:pStyle w:val="Normal"/>
+        <w:spacing w:lineRule="auto" w:line="276" w:before="0" w:after="80"/>
+        <w:ind w:left="576"/>
+        <w:rPr/>
+      </w:pPr>
+      <w:r>
+        <w:rPr>
+          <w:rFonts w:eastAsia="Times New Roman" w:cs="Times New Roman"/>
+          <w:color w:val="000000"/>
+          <w:sz w:val="28"/>
+          <w:szCs w:val="28"/>
+        </w:rPr>
+        <w:t xml:space="preserve">•  </w:t>
+      </w:r>
+      <w:r>
+        <w:rPr>
+          <w:rFonts w:eastAsia="Times New Roman" w:cs="Times New Roman"/>
+          <w:color w:val="000000"/>
+          <w:sz w:val="28"/>
+          <w:szCs w:val="28"/>
+        </w:rPr>
+        <w:t>On the very first iteration of a brand-new run, the LanceDB table does not yet exist; retrieve_node handles that gracefully and returns an empty list rather than raising an error.</w:t>
+      </w:r>
+    </w:p>
+    <w:p>
+      <w:pPr>
+        <w:pStyle w:val="Normal"/>
+        <w:spacing w:before="0" w:after="120"/>
+        <w:rPr/>
+      </w:pPr>
+      <w:r>
+        <w:rPr/>
+      </w:r>
+    </w:p>
+    <w:p>
+      <w:pPr>
+        <w:pStyle w:val="Normal"/>
+        <w:spacing w:before="200" w:after="80"/>
+        <w:rPr>
+          <w:u w:val="none"/>
+        </w:rPr>
+      </w:pPr>
+      <w:r>
+        <w:rPr>
+          <w:rFonts w:eastAsia="Times New Roman" w:cs="Times New Roman"/>
+          <w:b/>
+          <w:bCs/>
+          <w:color w:val="000000"/>
+          <w:sz w:val="28"/>
+          <w:szCs w:val="28"/>
+          <w:u w:val="none"/>
+        </w:rPr>
+        <w:t>Routing — route_after_retrieve</w:t>
+      </w:r>
+    </w:p>
+    <w:p>
+      <w:pPr>
+        <w:pStyle w:val="Normal"/>
+        <w:spacing w:lineRule="auto" w:line="276" w:before="0" w:after="120"/>
+        <w:rPr/>
+      </w:pPr>
       <w:r>
         <w:rPr>
           <w:rFonts w:eastAsia="Times New Roman" w:cs="Times New Roman"/>
@@ -3290,8 +3353,46 @@
           <w:sz w:val="28"/>
           <w:szCs w:val="28"/>
         </w:rPr>
-        <w:t>(Appendix G)</w:t>
-      </w:r>
+        <w:t>After retrieve_node, a conditional routing function (not a node itself) checks the current iteration counter. If this is iteration 0, control passes directly to evaluate_node, skipping propose_node entirely. This guarantees that whatever family the user selected in the UI is evaluated first, before the LLM ever makes a proposal. From iteration 1 onward, control passes to propose_node instead.</w:t>
+      </w:r>
+    </w:p>
+    <w:p>
+      <w:pPr>
+        <w:pStyle w:val="Normal"/>
+        <w:spacing w:before="0" w:after="120"/>
+        <w:rPr/>
+      </w:pPr>
+      <w:r>
+        <w:rPr/>
+      </w:r>
+    </w:p>
+    <w:p>
+      <w:pPr>
+        <w:pStyle w:val="Normal"/>
+        <w:spacing w:before="200" w:after="80"/>
+        <w:rPr>
+          <w:u w:val="none"/>
+        </w:rPr>
+      </w:pPr>
+      <w:r>
+        <w:rPr>
+          <w:rFonts w:eastAsia="Times New Roman" w:cs="Times New Roman"/>
+          <w:b/>
+          <w:bCs/>
+          <w:color w:val="000000"/>
+          <w:sz w:val="28"/>
+          <w:szCs w:val="28"/>
+          <w:u w:val="none"/>
+        </w:rPr>
+        <w:t>Node 2 — propose_node</w:t>
+      </w:r>
+    </w:p>
+    <w:p>
+      <w:pPr>
+        <w:pStyle w:val="Normal"/>
+        <w:spacing w:lineRule="auto" w:line="276" w:before="0" w:after="120"/>
+        <w:rPr/>
+      </w:pPr>
       <w:r>
         <w:rPr>
           <w:rFonts w:eastAsia="Times New Roman" w:cs="Times New Roman"/>
@@ -3303,7 +3404,7 @@
           <w:sz w:val="28"/>
           <w:szCs w:val="28"/>
         </w:rPr>
-        <w:t>. These notes are then available to the LLM in propose_node, giving the agent access to what worked and what did not in prior iterations without requiring the full history to fit in the prompt.</w:t>
+        <w:t>propose_node calls a locally-running LLM (qwen2.5:7b via Ollama) and asks it to nominate the next force-law family to evaluate. The prompt includes: the current family and its scores, the best result found so far this run, a full list of already-tried families with their scores, a list of not-yet-tried families, and the retrieved notes from retrieve_node. The LLM responds with a JSON object naming the next family and a one-sentence rationale.</w:t>
       </w:r>
     </w:p>
     <w:p>
@@ -3329,7 +3430,7 @@
           <w:sz w:val="28"/>
           <w:szCs w:val="28"/>
         </w:rPr>
-        <w:t>Input state fields read: config.family</w:t>
+        <w:t>Input state fields read: config.family, metrics, retrieved, best_result, history</w:t>
       </w:r>
     </w:p>
     <w:p>
@@ -3355,7 +3456,7 @@
           <w:sz w:val="28"/>
           <w:szCs w:val="28"/>
         </w:rPr>
-        <w:t>Output state fields written: retrieved (list of text summaries)</w:t>
+        <w:t>Output state fields written: config.family (the new proposal), proposal_raw</w:t>
       </w:r>
     </w:p>
     <w:p>
@@ -3381,33 +3482,7 @@
           <w:sz w:val="28"/>
           <w:szCs w:val="28"/>
         </w:rPr>
-        <w:t>Real or stub: real — this is a genuine vector-similarity retrieval call</w:t>
-      </w:r>
-    </w:p>
-    <w:p>
-      <w:pPr>
-        <w:pStyle w:val="Normal"/>
-        <w:spacing w:lineRule="auto" w:line="276" w:before="0" w:after="80"/>
-        <w:ind w:left="576"/>
-        <w:rPr/>
-      </w:pPr>
-      <w:r>
-        <w:rPr>
-          <w:rFonts w:eastAsia="Times New Roman" w:cs="Times New Roman"/>
-          <w:color w:val="000000"/>
-          <w:sz w:val="28"/>
-          <w:szCs w:val="28"/>
-        </w:rPr>
-        <w:t xml:space="preserve">•  </w:t>
-      </w:r>
-      <w:r>
-        <w:rPr>
-          <w:rFonts w:eastAsia="Times New Roman" w:cs="Times New Roman"/>
-          <w:color w:val="000000"/>
-          <w:sz w:val="28"/>
-          <w:szCs w:val="28"/>
-        </w:rPr>
-        <w:t>On the very first iteration of a brand-new run, the LanceDB table does not yet exist; retrieve_node handles that gracefully and returns an empty list rather than raising an error.</w:t>
+        <w:t>Real or stub: real — this is a genuine LLM inference call</w:t>
       </w:r>
     </w:p>
     <w:p>
@@ -3418,28 +3493,6 @@
       </w:pPr>
       <w:r>
         <w:rPr/>
-      </w:r>
-    </w:p>
-    <w:p>
-      <w:pPr>
-        <w:pStyle w:val="Normal"/>
-        <w:spacing w:before="200" w:after="80"/>
-        <w:rPr>
-          <w:sz w:val="28"/>
-          <w:szCs w:val="28"/>
-        </w:rPr>
-      </w:pPr>
-      <w:r>
-        <w:rPr>
-          <w:rFonts w:eastAsia="Times New Roman" w:cs="Times New Roman"/>
-          <w:b/>
-          <w:bCs/>
-          <w:color w:val="000000"/>
-          <w:sz w:val="28"/>
-          <w:szCs w:val="28"/>
-          <w:u w:val="single"/>
-        </w:rPr>
-        <w:t>Routing — route_after_retrieve</w:t>
       </w:r>
     </w:p>
     <w:p>
@@ -3459,7 +3512,7 @@
           <w:sz w:val="28"/>
           <w:szCs w:val="28"/>
         </w:rPr>
-        <w:t>After retrieve_node, a conditional routing function (not a node itself) checks the current iteration counter. If this is iteration 0, control passes directly to evaluate_node, skipping propose_node entirely. This guarantees that whatever family the user selected in the UI is evaluated first, before the LLM ever makes a proposal. From iteration 1 onward, control passes to propose_node instead.</w:t>
+        <w:t>Anti-repetition guard (code-enforced, not prompt-only): after the LLM responds, propose_node checks whether the proposed family has already been tried this run. If it has, and untried families remain, the proposal is silently overridden with the lowest-complexity untried family, and the override is noted in the rationale field. This is enforced in Python, not in the prompt, because testing with qwen2.5:7b showed the model would repeat already-tried families despite explicit prompt instructions to the contrary.</w:t>
       </w:r>
     </w:p>
     <w:p>
@@ -3477,8 +3530,7 @@
         <w:pStyle w:val="Normal"/>
         <w:spacing w:before="200" w:after="80"/>
         <w:rPr>
-          <w:sz w:val="28"/>
-          <w:szCs w:val="28"/>
+          <w:u w:val="none"/>
         </w:rPr>
       </w:pPr>
       <w:r>
@@ -3489,9 +3541,9 @@
           <w:color w:val="000000"/>
           <w:sz w:val="28"/>
           <w:szCs w:val="28"/>
-          <w:u w:val="single"/>
-        </w:rPr>
-        <w:t>Node 2 — propose_node</w:t>
+          <w:u w:val="none"/>
+        </w:rPr>
+        <w:t>Node 3 — evaluate_node  ★  contains two stub calls</w:t>
       </w:r>
     </w:p>
     <w:p>
@@ -3511,95 +3563,7 @@
           <w:sz w:val="28"/>
           <w:szCs w:val="28"/>
         </w:rPr>
-        <w:t>propose_node calls a locally-running LLM (qwen2.5:7b via Ollama) and asks it to nominate the next force-law family to evaluate. The prompt includes: the current family and its scores, the best result found so far this run, a full list of already-tried families with their scores, a list of not-yet-tried families, and the retrieved notes from retrieve_node. The LLM responds with a JSON object naming the next family and a one-sentence rationale.</w:t>
-      </w:r>
-    </w:p>
-    <w:p>
-      <w:pPr>
-        <w:pStyle w:val="Normal"/>
-        <w:spacing w:lineRule="auto" w:line="276" w:before="0" w:after="80"/>
-        <w:ind w:left="576"/>
-        <w:rPr/>
-      </w:pPr>
-      <w:r>
-        <w:rPr>
-          <w:rFonts w:eastAsia="Times New Roman" w:cs="Times New Roman"/>
-          <w:color w:val="000000"/>
-          <w:sz w:val="28"/>
-          <w:szCs w:val="28"/>
-        </w:rPr>
-        <w:t xml:space="preserve">•  </w:t>
-      </w:r>
-      <w:r>
-        <w:rPr>
-          <w:rFonts w:eastAsia="Times New Roman" w:cs="Times New Roman"/>
-          <w:color w:val="000000"/>
-          <w:sz w:val="28"/>
-          <w:szCs w:val="28"/>
-        </w:rPr>
-        <w:t>Input state fields read: config.family, metrics, retrieved, best_result, history</w:t>
-      </w:r>
-    </w:p>
-    <w:p>
-      <w:pPr>
-        <w:pStyle w:val="Normal"/>
-        <w:spacing w:lineRule="auto" w:line="276" w:before="0" w:after="80"/>
-        <w:ind w:left="576"/>
-        <w:rPr/>
-      </w:pPr>
-      <w:r>
-        <w:rPr>
-          <w:rFonts w:eastAsia="Times New Roman" w:cs="Times New Roman"/>
-          <w:color w:val="000000"/>
-          <w:sz w:val="28"/>
-          <w:szCs w:val="28"/>
-        </w:rPr>
-        <w:t xml:space="preserve">•  </w:t>
-      </w:r>
-      <w:r>
-        <w:rPr>
-          <w:rFonts w:eastAsia="Times New Roman" w:cs="Times New Roman"/>
-          <w:color w:val="000000"/>
-          <w:sz w:val="28"/>
-          <w:szCs w:val="28"/>
-        </w:rPr>
-        <w:t>Output state fields written: config.family (the new proposal), proposal_raw</w:t>
-      </w:r>
-    </w:p>
-    <w:p>
-      <w:pPr>
-        <w:pStyle w:val="Normal"/>
-        <w:spacing w:lineRule="auto" w:line="276" w:before="0" w:after="80"/>
-        <w:ind w:left="576"/>
-        <w:rPr/>
-      </w:pPr>
-      <w:r>
-        <w:rPr>
-          <w:rFonts w:eastAsia="Times New Roman" w:cs="Times New Roman"/>
-          <w:color w:val="000000"/>
-          <w:sz w:val="28"/>
-          <w:szCs w:val="28"/>
-        </w:rPr>
-        <w:t xml:space="preserve">•  </w:t>
-      </w:r>
-      <w:r>
-        <w:rPr>
-          <w:rFonts w:eastAsia="Times New Roman" w:cs="Times New Roman"/>
-          <w:color w:val="000000"/>
-          <w:sz w:val="28"/>
-          <w:szCs w:val="28"/>
-        </w:rPr>
-        <w:t>Real or stub: real — this is a genuine LLM inference call</w:t>
-      </w:r>
-    </w:p>
-    <w:p>
-      <w:pPr>
-        <w:pStyle w:val="Normal"/>
-        <w:spacing w:before="0" w:after="120"/>
-        <w:rPr/>
-      </w:pPr>
-      <w:r>
-        <w:rPr/>
+        <w:t>evaluate_node runs the physics evaluation for the proposed family. Its real work is calling ForceLawEvaluator.evaluate(), which fits the family’s single free parameter to Mercury’s observed 43″/century precession, then checks the same fitted parameter against eight held-out constraints: precession predictions for Venus, Earth, Mars, and the Moon, plus Kepler’s third law deviations for the same four bodies.</w:t>
       </w:r>
     </w:p>
     <w:p>
@@ -3619,7 +3583,7 @@
           <w:sz w:val="28"/>
           <w:szCs w:val="28"/>
         </w:rPr>
-        <w:t>Anti-repetition guard (code-enforced, not prompt-only): after the LLM responds, propose_node checks whether the proposed family has already been tried this run. If it has, and untried families remain, the proposal is silently overridden with the lowest-complexity untried family, and the override is noted in the rationale field. This is enforced in Python, not in the prompt, because testing with qwen2.5:7b showed the model would repeat already-tried families despite explicit prompt instructions to the contrary.</w:t>
+        <w:t>Before those real checks run, two documented stub functions are called at exactly the point a genuine automated-derivation pipeline would call them:</w:t>
       </w:r>
     </w:p>
     <w:p>
@@ -3635,23 +3599,117 @@
     <w:p>
       <w:pPr>
         <w:pStyle w:val="Normal"/>
-        <w:spacing w:before="200" w:after="80"/>
-        <w:rPr>
-          <w:sz w:val="28"/>
-          <w:szCs w:val="28"/>
-        </w:rPr>
+        <w:spacing w:lineRule="auto" w:line="276" w:before="0" w:after="80"/>
+        <w:ind w:left="576"/>
+        <w:rPr/>
       </w:pPr>
       <w:r>
         <w:rPr>
           <w:rFonts w:eastAsia="Times New Roman" w:cs="Times New Roman"/>
-          <w:b/>
-          <w:bCs/>
-          <w:color w:val="000000"/>
-          <w:sz w:val="28"/>
-          <w:szCs w:val="28"/>
-          <w:u w:val="single"/>
-        </w:rPr>
-        <w:t>Node 3 — evaluate_node  ★  contains two stub calls</w:t>
+          <w:color w:val="000000"/>
+          <w:sz w:val="28"/>
+          <w:szCs w:val="28"/>
+        </w:rPr>
+        <w:t xml:space="preserve">•  </w:t>
+      </w:r>
+      <w:r>
+        <w:rPr>
+          <w:rFonts w:eastAsia="Times New Roman" w:cs="Times New Roman"/>
+          <w:b/>
+          <w:bCs/>
+          <w:color w:val="000000"/>
+          <w:sz w:val="28"/>
+          <w:szCs w:val="28"/>
+        </w:rPr>
+        <w:t>derive_perturbation_equation(family_name, force_law_formula)  [STUB]</w:t>
+      </w:r>
+      <w:r>
+        <w:rPr>
+          <w:rFonts w:eastAsia="Times New Roman" w:cs="Times New Roman"/>
+          <w:color w:val="000000"/>
+          <w:sz w:val="28"/>
+          <w:szCs w:val="28"/>
+        </w:rPr>
+        <w:t xml:space="preserve">: </w:t>
+      </w:r>
+      <w:r>
+        <w:rPr>
+          <w:rFonts w:eastAsia="Times New Roman" w:cs="Times New Roman"/>
+          <w:i/>
+          <w:iCs/>
+          <w:color w:val="000000"/>
+          <w:sz w:val="28"/>
+          <w:szCs w:val="28"/>
+        </w:rPr>
+        <w:t>In a real ASI-for-physics system, this step would take the proposed force law (e.g. F = −GM/r² − k/r³) and symbolically derive the perturbation equation that describes how that extra term causes orbital precession. This requires choosing the right mathematical machinery: substituting into the Binet equation, identifying the secular (resonant) driving term, and reducing the equation to a solvable form. It is an abductive step — proposing which formalism applies to a novel input — which current LLMs cannot do reliably for genuinely novel force laws (see Zahavy, “LLMs Can’t Jump”). In this project, all ten perturbation equations were derived by hand and cross-checked independently before being trusted; this stub marks where that derivation would be automated. Returns None.</w:t>
+      </w:r>
+    </w:p>
+    <w:p>
+      <w:pPr>
+        <w:pStyle w:val="Normal"/>
+        <w:spacing w:before="0" w:after="120"/>
+        <w:rPr/>
+      </w:pPr>
+      <w:r>
+        <w:rPr/>
+      </w:r>
+    </w:p>
+    <w:p>
+      <w:pPr>
+        <w:pStyle w:val="Normal"/>
+        <w:spacing w:lineRule="auto" w:line="276" w:before="0" w:after="80"/>
+        <w:ind w:left="576"/>
+        <w:rPr/>
+      </w:pPr>
+      <w:r>
+        <w:rPr>
+          <w:rFonts w:eastAsia="Times New Roman" w:cs="Times New Roman"/>
+          <w:color w:val="000000"/>
+          <w:sz w:val="28"/>
+          <w:szCs w:val="28"/>
+        </w:rPr>
+        <w:t xml:space="preserve">•  </w:t>
+      </w:r>
+      <w:r>
+        <w:rPr>
+          <w:rFonts w:eastAsia="Times New Roman" w:cs="Times New Roman"/>
+          <w:b/>
+          <w:bCs/>
+          <w:color w:val="000000"/>
+          <w:sz w:val="28"/>
+          <w:szCs w:val="28"/>
+        </w:rPr>
+        <w:t>generate_solving_code(derived_equation)  [STUB]</w:t>
+      </w:r>
+      <w:r>
+        <w:rPr>
+          <w:rFonts w:eastAsia="Times New Roman" w:cs="Times New Roman"/>
+          <w:color w:val="000000"/>
+          <w:sz w:val="28"/>
+          <w:szCs w:val="28"/>
+        </w:rPr>
+        <w:t xml:space="preserve">: </w:t>
+      </w:r>
+      <w:r>
+        <w:rPr>
+          <w:rFonts w:eastAsia="Times New Roman" w:cs="Times New Roman"/>
+          <w:i/>
+          <w:iCs/>
+          <w:color w:val="000000"/>
+          <w:sz w:val="28"/>
+          <w:szCs w:val="28"/>
+        </w:rPr>
+        <w:t>In a real pipeline, once the perturbation equation exists symbolically, this step would generate executable Python code to evaluate it numerically for any given orbital parameters. This is closer to something current LLMs can do (translating a known closed-form expression into code is more deduction than abduction), but because derive_perturbation_equation above returns None, there is nothing real to translate here either. A genuine implementation would call an LLM code-generation endpoint, then execute the output in a sandboxed environment before trusting it — never directly. In this project, the hand-written predict_precession and kepler_deviation methods in models/families.py serve the role this generated code would play. Returns None.</w:t>
+      </w:r>
+    </w:p>
+    <w:p>
+      <w:pPr>
+        <w:pStyle w:val="Normal"/>
+        <w:spacing w:before="0" w:after="120"/>
+        <w:rPr/>
+      </w:pPr>
+      <w:r>
+        <w:rPr/>
       </w:r>
     </w:p>
     <w:p>
@@ -3671,7 +3729,80 @@
           <w:sz w:val="28"/>
           <w:szCs w:val="28"/>
         </w:rPr>
-        <w:t>evaluate_node runs the physics evaluation for the proposed family. Its real work is calling ForceLawEvaluator.evaluate(), which fits the family’s single free parameter to Mercury’s observed 43″/century precession, then checks the same fitted parameter against eight held-out constraints: precession predictions for Venus, Earth, Mars, and the Moon, plus Kepler’s third law deviations for the same four bodies.</w:t>
+        <w:t>Because both stubs return None, evaluate_node proceeds with the pre-computed formulas already built into each ForceLawFamily subclass — exactly as if a real pipeline had produced them. The stubs exist so the shape of the full derive-then-code pipeline is visible in the running code path, not merely claimed in a comment.</w:t>
+      </w:r>
+    </w:p>
+    <w:p>
+      <w:pPr>
+        <w:pStyle w:val="Normal"/>
+        <w:spacing w:lineRule="auto" w:line="276" w:before="0" w:after="80"/>
+        <w:ind w:left="576"/>
+        <w:rPr/>
+      </w:pPr>
+      <w:r>
+        <w:rPr>
+          <w:rFonts w:eastAsia="Times New Roman" w:cs="Times New Roman"/>
+          <w:color w:val="000000"/>
+          <w:sz w:val="28"/>
+          <w:szCs w:val="28"/>
+        </w:rPr>
+        <w:t xml:space="preserve">•  </w:t>
+      </w:r>
+      <w:r>
+        <w:rPr>
+          <w:rFonts w:eastAsia="Times New Roman" w:cs="Times New Roman"/>
+          <w:color w:val="000000"/>
+          <w:sz w:val="28"/>
+          <w:szCs w:val="28"/>
+        </w:rPr>
+        <w:t>Input state fields read: config.family</w:t>
+      </w:r>
+    </w:p>
+    <w:p>
+      <w:pPr>
+        <w:pStyle w:val="Normal"/>
+        <w:spacing w:lineRule="auto" w:line="276" w:before="0" w:after="80"/>
+        <w:ind w:left="576"/>
+        <w:rPr/>
+      </w:pPr>
+      <w:r>
+        <w:rPr>
+          <w:rFonts w:eastAsia="Times New Roman" w:cs="Times New Roman"/>
+          <w:color w:val="000000"/>
+          <w:sz w:val="28"/>
+          <w:szCs w:val="28"/>
+        </w:rPr>
+        <w:t xml:space="preserve">•  </w:t>
+      </w:r>
+      <w:r>
+        <w:rPr>
+          <w:rFonts w:eastAsia="Times New Roman" w:cs="Times New Roman"/>
+          <w:color w:val="000000"/>
+          <w:sz w:val="28"/>
+          <w:szCs w:val="28"/>
+        </w:rPr>
+        <w:t>Output state fields written: metrics, formula, note, fit_params, precession_checks, kepler_checks</w:t>
+      </w:r>
+    </w:p>
+    <w:p>
+      <w:pPr>
+        <w:pStyle w:val="Normal"/>
+        <w:spacing w:before="200" w:after="80"/>
+        <w:rPr>
+          <w:u w:val="none"/>
+        </w:rPr>
+      </w:pPr>
+      <w:r>
+        <w:rPr>
+          <w:rFonts w:eastAsia="Times New Roman" w:cs="Times New Roman"/>
+          <w:b/>
+          <w:bCs/>
+          <w:color w:val="000000"/>
+          <w:sz w:val="28"/>
+          <w:szCs w:val="28"/>
+          <w:u w:val="none"/>
+        </w:rPr>
+        <w:t>Node 4 — reflect_node</w:t>
       </w:r>
     </w:p>
     <w:p>
@@ -3691,133 +3822,7 @@
           <w:sz w:val="28"/>
           <w:szCs w:val="28"/>
         </w:rPr>
-        <w:t>Before those real checks run, two documented stub functions are called at exactly the point a genuine automated-derivation pipeline would call them:</w:t>
-      </w:r>
-    </w:p>
-    <w:p>
-      <w:pPr>
-        <w:pStyle w:val="Normal"/>
-        <w:spacing w:before="0" w:after="120"/>
-        <w:rPr/>
-      </w:pPr>
-      <w:r>
-        <w:rPr/>
-      </w:r>
-    </w:p>
-    <w:p>
-      <w:pPr>
-        <w:pStyle w:val="Normal"/>
-        <w:spacing w:lineRule="auto" w:line="276" w:before="0" w:after="80"/>
-        <w:ind w:left="576"/>
-        <w:rPr/>
-      </w:pPr>
-      <w:r>
-        <w:rPr>
-          <w:rFonts w:eastAsia="Times New Roman" w:cs="Times New Roman"/>
-          <w:color w:val="000000"/>
-          <w:sz w:val="28"/>
-          <w:szCs w:val="28"/>
-        </w:rPr>
-        <w:t xml:space="preserve">•  </w:t>
-      </w:r>
-      <w:r>
-        <w:rPr>
-          <w:rFonts w:eastAsia="Times New Roman" w:cs="Times New Roman"/>
-          <w:b/>
-          <w:bCs/>
-          <w:color w:val="000000"/>
-          <w:sz w:val="28"/>
-          <w:szCs w:val="28"/>
-        </w:rPr>
-        <w:t>derive_perturbation_equation(family_name, force_law_formula)  [STUB]</w:t>
-      </w:r>
-      <w:r>
-        <w:rPr>
-          <w:rFonts w:eastAsia="Times New Roman" w:cs="Times New Roman"/>
-          <w:color w:val="000000"/>
-          <w:sz w:val="28"/>
-          <w:szCs w:val="28"/>
-        </w:rPr>
-        <w:t xml:space="preserve">: </w:t>
-      </w:r>
-      <w:r>
-        <w:rPr>
-          <w:rFonts w:eastAsia="Times New Roman" w:cs="Times New Roman"/>
-          <w:i/>
-          <w:iCs/>
-          <w:color w:val="000000"/>
-          <w:sz w:val="28"/>
-          <w:szCs w:val="28"/>
-        </w:rPr>
-        <w:t>In a real ASI-for-physics system, this step would take the proposed force law (e.g. F = −GM/r² − k/r³) and symbolically derive the perturbation equation that describes how that extra term causes orbital precession. This requires choosing the right mathematical machinery: substituting into the Binet equation, identifying the secular (resonant) driving term, and reducing the equation to a solvable form. It is an abductive step — proposing which formalism applies to a novel input — which current LLMs cannot do reliably for genuinely novel force laws (see Zahavy, “LLMs Can’t Jump”). In this project, all ten perturbation equations were derived by hand and cross-checked independently before being trusted; this stub marks where that derivation would be automated. Returns None.</w:t>
-      </w:r>
-    </w:p>
-    <w:p>
-      <w:pPr>
-        <w:pStyle w:val="Normal"/>
-        <w:spacing w:before="0" w:after="120"/>
-        <w:rPr/>
-      </w:pPr>
-      <w:r>
-        <w:rPr/>
-      </w:r>
-    </w:p>
-    <w:p>
-      <w:pPr>
-        <w:pStyle w:val="Normal"/>
-        <w:spacing w:lineRule="auto" w:line="276" w:before="0" w:after="80"/>
-        <w:ind w:left="576"/>
-        <w:rPr/>
-      </w:pPr>
-      <w:r>
-        <w:rPr>
-          <w:rFonts w:eastAsia="Times New Roman" w:cs="Times New Roman"/>
-          <w:color w:val="000000"/>
-          <w:sz w:val="28"/>
-          <w:szCs w:val="28"/>
-        </w:rPr>
-        <w:t xml:space="preserve">•  </w:t>
-      </w:r>
-      <w:r>
-        <w:rPr>
-          <w:rFonts w:eastAsia="Times New Roman" w:cs="Times New Roman"/>
-          <w:b/>
-          <w:bCs/>
-          <w:color w:val="000000"/>
-          <w:sz w:val="28"/>
-          <w:szCs w:val="28"/>
-        </w:rPr>
-        <w:t>generate_solving_code(derived_equation)  [STUB]</w:t>
-      </w:r>
-      <w:r>
-        <w:rPr>
-          <w:rFonts w:eastAsia="Times New Roman" w:cs="Times New Roman"/>
-          <w:color w:val="000000"/>
-          <w:sz w:val="28"/>
-          <w:szCs w:val="28"/>
-        </w:rPr>
-        <w:t xml:space="preserve">: </w:t>
-      </w:r>
-      <w:r>
-        <w:rPr>
-          <w:rFonts w:eastAsia="Times New Roman" w:cs="Times New Roman"/>
-          <w:i/>
-          <w:iCs/>
-          <w:color w:val="000000"/>
-          <w:sz w:val="28"/>
-          <w:szCs w:val="28"/>
-        </w:rPr>
-        <w:t>In a real pipeline, once the perturbation equation exists symbolically, this step would generate executable Python code to evaluate it numerically for any given orbital parameters. This is closer to something current LLMs can do (translating a known closed-form expression into code is more deduction than abduction), but because derive_perturbation_equation above returns None, there is nothing real to translate here either. A genuine implementation would call an LLM code-generation endpoint, then execute the output in a sandboxed environment before trusting it — never directly. In this project, the hand-written predict_precession and kepler_deviation methods in models/families.py serve the role this generated code would play. Returns None.</w:t>
-      </w:r>
-    </w:p>
-    <w:p>
-      <w:pPr>
-        <w:pStyle w:val="Normal"/>
-        <w:spacing w:before="0" w:after="120"/>
-        <w:rPr/>
-      </w:pPr>
-      <w:r>
-        <w:rPr/>
+        <w:t>reflect_node compares the current iteration’s overall_score against the best score found so far this run (tracked in best_result, not inferred from the history list). If the new score is better, best_result is updated and the plateau counter is reset to zero. If not, the plateau counter increments. The plateau counter is used by store_node to decide whether to stop early once all families have been exhausted.</w:t>
       </w:r>
     </w:p>
     <w:p>
@@ -3837,7 +3842,7 @@
           <w:sz w:val="28"/>
           <w:szCs w:val="28"/>
         </w:rPr>
-        <w:t>Because both stubs return None, evaluate_node proceeds with the pre-computed formulas already built into each ForceLawFamily subclass — exactly as if a real pipeline had produced them. The stubs exist so the shape of the full derive-then-code pipeline is visible in the running code path, not merely claimed in a comment.</w:t>
+        <w:t>reflect_node also calls llm.summarize_reflection(), which produces a one-line human-readable summary of whether this iteration improved on the best result or not. This summary is stored in the run log and displayed in the frontend’s iteration log panel. Unlike propose_node, this is a deterministic string-formatting call, not an LLM inference call.</w:t>
       </w:r>
     </w:p>
     <w:p>
@@ -3863,7 +3868,7 @@
           <w:sz w:val="28"/>
           <w:szCs w:val="28"/>
         </w:rPr>
-        <w:t>Input state fields read: config.family</w:t>
+        <w:t>Input state fields read: metrics, best_result, config.family, formula, note, precession_checks, kepler_checks</w:t>
       </w:r>
     </w:p>
     <w:p>
@@ -3889,7 +3894,43 @@
           <w:sz w:val="28"/>
           <w:szCs w:val="28"/>
         </w:rPr>
-        <w:t>Output state fields written: metrics, formula, note, fit_params, precession_checks, kepler_checks</w:t>
+        <w:t>Output state fields written: reflection, plateau_count, best_result (when improved)</w:t>
+      </w:r>
+    </w:p>
+    <w:p>
+      <w:pPr>
+        <w:pStyle w:val="Normal"/>
+        <w:spacing w:lineRule="auto" w:line="276" w:before="0" w:after="80"/>
+        <w:ind w:left="576"/>
+        <w:rPr/>
+      </w:pPr>
+      <w:r>
+        <w:rPr>
+          <w:rFonts w:eastAsia="Times New Roman" w:cs="Times New Roman"/>
+          <w:color w:val="000000"/>
+          <w:sz w:val="28"/>
+          <w:szCs w:val="28"/>
+        </w:rPr>
+        <w:t xml:space="preserve">•  </w:t>
+      </w:r>
+      <w:r>
+        <w:rPr>
+          <w:rFonts w:eastAsia="Times New Roman" w:cs="Times New Roman"/>
+          <w:color w:val="000000"/>
+          <w:sz w:val="28"/>
+          <w:szCs w:val="28"/>
+        </w:rPr>
+        <w:t>Real or stub: real — no stubs here</w:t>
+      </w:r>
+    </w:p>
+    <w:p>
+      <w:pPr>
+        <w:pStyle w:val="Normal"/>
+        <w:spacing w:before="0" w:after="120"/>
+        <w:rPr/>
+      </w:pPr>
+      <w:r>
+        <w:rPr/>
       </w:r>
     </w:p>
     <w:p>
@@ -3897,8 +3938,7 @@
         <w:pStyle w:val="Normal"/>
         <w:spacing w:before="200" w:after="80"/>
         <w:rPr>
-          <w:sz w:val="28"/>
-          <w:szCs w:val="28"/>
+          <w:u w:val="none"/>
         </w:rPr>
       </w:pPr>
       <w:r>
@@ -3909,9 +3949,9 @@
           <w:color w:val="000000"/>
           <w:sz w:val="28"/>
           <w:szCs w:val="28"/>
-          <w:u w:val="single"/>
-        </w:rPr>
-        <w:t>Node 4 — reflect_node</w:t>
+          <w:u w:val="none"/>
+        </w:rPr>
+        <w:t>Node 5 — store_node</w:t>
       </w:r>
     </w:p>
     <w:p>
@@ -3931,7 +3971,7 @@
           <w:sz w:val="28"/>
           <w:szCs w:val="28"/>
         </w:rPr>
-        <w:t>reflect_node compares the current iteration’s overall_score against the best score found so far this run (tracked in best_result, not inferred from the history list). If the new score is better, best_result is updated and the plateau counter is reset to zero. If not, the plateau counter increments. The plateau counter is used by store_node to decide whether to stop early once all families have been exhausted.</w:t>
+        <w:t>store_node writes the completed iteration to two persistent stores and then decides whether the loop should continue. The two stores serve different purposes: MDLMemory (LanceDB) stores a free-text embedding of the attempt for semantic retrieval in future iterations; the JSONL run log (logs/runs/run_&lt;timestamp&gt;.jsonl) stores a structured, replayable record of every iteration in the run, independent of both the frontend’s in-memory state and the RAG memory.</w:t>
       </w:r>
     </w:p>
     <w:p>
@@ -3951,7 +3991,7 @@
           <w:sz w:val="28"/>
           <w:szCs w:val="28"/>
         </w:rPr>
-        <w:t>reflect_node also calls llm.summarize_reflection(), which produces a one-line human-readable summary of whether this iteration improved on the best result or not. This summary is stored in the run log and displayed in the frontend’s iteration log panel. Unlike propose_node, this is a deterministic string-formatting call, not an LLM inference call.</w:t>
+        <w:t>The continuation decision follows three rules, checked in order: (1) if the iteration counter has reached max_iterations, stop; (2) if every family in the fixed menu of ten has been tried at least once, stop cleanly — there is nothing new to propose; (3) if every family has been tried and the plateau counter has reached 3 consecutive non-improvements, stop. The plateau check is deliberately disabled while untried families remain, because the agent should explore all candidates even if recent proposals happened to be worse than the current best.</w:t>
       </w:r>
     </w:p>
     <w:p>
@@ -3977,7 +4017,7 @@
           <w:sz w:val="28"/>
           <w:szCs w:val="28"/>
         </w:rPr>
-        <w:t>Input state fields read: metrics, best_result, config.family, formula, note, precession_checks, kepler_checks</w:t>
+        <w:t>Input state fields read: history, config, metrics, reflection, iteration, max_iterations, plateau_count</w:t>
       </w:r>
     </w:p>
     <w:p>
@@ -4003,7 +4043,7 @@
           <w:sz w:val="28"/>
           <w:szCs w:val="28"/>
         </w:rPr>
-        <w:t>Output state fields written: reflection, plateau_count, best_result (when improved)</w:t>
+        <w:t>Output state fields written: history (appended), iteration (incremented), should_continue</w:t>
       </w:r>
     </w:p>
     <w:p>
@@ -4045,10 +4085,39 @@
     <w:p>
       <w:pPr>
         <w:pStyle w:val="Normal"/>
+        <w:spacing w:before="0" w:after="120"/>
+        <w:rPr/>
+      </w:pPr>
+      <w:r>
+        <w:rPr/>
+      </w:r>
+    </w:p>
+    <w:p>
+      <w:pPr>
+        <w:pStyle w:val="Normal"/>
+        <w:spacing w:before="0" w:after="120"/>
+        <w:rPr/>
+      </w:pPr>
+      <w:r>
+        <w:rPr/>
+      </w:r>
+    </w:p>
+    <w:p>
+      <w:pPr>
+        <w:pStyle w:val="Normal"/>
+        <w:spacing w:before="0" w:after="120"/>
+        <w:rPr/>
+      </w:pPr>
+      <w:r>
+        <w:rPr/>
+      </w:r>
+    </w:p>
+    <w:p>
+      <w:pPr>
+        <w:pStyle w:val="Normal"/>
         <w:spacing w:before="200" w:after="80"/>
         <w:rPr>
-          <w:sz w:val="28"/>
-          <w:szCs w:val="28"/>
+          <w:u w:val="none"/>
         </w:rPr>
       </w:pPr>
       <w:r>
@@ -4059,9 +4128,9 @@
           <w:color w:val="000000"/>
           <w:sz w:val="28"/>
           <w:szCs w:val="28"/>
-          <w:u w:val="single"/>
-        </w:rPr>
-        <w:t>Node 5 — store_node</w:t>
+          <w:u w:val="none"/>
+        </w:rPr>
+        <w:t>Routing — route_after_store</w:t>
       </w:r>
     </w:p>
     <w:p>
@@ -4081,217 +4150,36 @@
           <w:sz w:val="28"/>
           <w:szCs w:val="28"/>
         </w:rPr>
-        <w:t>store_node writes the completed iteration to two persistent stores and then decides whether the loop should continue. The two stores serve different purposes: MDLMemory (LanceDB) stores a free-text embedding of the attempt for semantic retrieval in future iterations; the JSONL run log (logs/runs/run_&lt;timestamp&gt;.jsonl) stores a structured, replayable record of every iteration in the run, independent of both the frontend’s in-memory state and the RAG memory.</w:t>
-      </w:r>
-    </w:p>
-    <w:p>
-      <w:pPr>
-        <w:pStyle w:val="Normal"/>
-        <w:spacing w:lineRule="auto" w:line="276" w:before="0" w:after="120"/>
-        <w:rPr/>
+        <w:t>After store_node, a second conditional routing function reads should_continue. If true, control returns to retrieve_node for the next iteration. If false, the graph terminates at END and the backend returns the final state (including best_result and the complete history) to the frontend.</w:t>
+      </w:r>
+    </w:p>
+    <w:p>
+      <w:pPr>
+        <w:pStyle w:val="Normal"/>
+        <w:spacing w:before="0" w:after="120"/>
+        <w:rPr/>
+      </w:pPr>
+      <w:r>
+        <w:rPr/>
+      </w:r>
+    </w:p>
+    <w:p>
+      <w:pPr>
+        <w:pStyle w:val="Normal"/>
+        <w:spacing w:before="200" w:after="80"/>
+        <w:rPr>
+          <w:u w:val="none"/>
+        </w:rPr>
       </w:pPr>
       <w:r>
         <w:rPr>
           <w:rFonts w:eastAsia="Times New Roman" w:cs="Times New Roman"/>
-          <w:b w:val="false"/>
-          <w:bCs w:val="false"/>
-          <w:i w:val="false"/>
-          <w:iCs w:val="false"/>
-          <w:color w:val="000000"/>
-          <w:sz w:val="28"/>
-          <w:szCs w:val="28"/>
-        </w:rPr>
-        <w:t>The continuation decision follows three rules, checked in order: (1) if the iteration counter has reached max_iterations, stop; (2) if every family in the fixed menu of ten has been tried at least once, stop cleanly — there is nothing new to propose; (3) if every family has been tried and the plateau counter has reached 3 consecutive non-improvements, stop. The plateau check is deliberately disabled while untried families remain, because the agent should explore all candidates even if recent proposals happened to be worse than the current best.</w:t>
-      </w:r>
-    </w:p>
-    <w:p>
-      <w:pPr>
-        <w:pStyle w:val="Normal"/>
-        <w:spacing w:lineRule="auto" w:line="276" w:before="0" w:after="80"/>
-        <w:ind w:left="576"/>
-        <w:rPr/>
-      </w:pPr>
-      <w:r>
-        <w:rPr>
-          <w:rFonts w:eastAsia="Times New Roman" w:cs="Times New Roman"/>
-          <w:color w:val="000000"/>
-          <w:sz w:val="28"/>
-          <w:szCs w:val="28"/>
-        </w:rPr>
-        <w:t xml:space="preserve">•  </w:t>
-      </w:r>
-      <w:r>
-        <w:rPr>
-          <w:rFonts w:eastAsia="Times New Roman" w:cs="Times New Roman"/>
-          <w:color w:val="000000"/>
-          <w:sz w:val="28"/>
-          <w:szCs w:val="28"/>
-        </w:rPr>
-        <w:t>Input state fields read: history, config, metrics, reflection, iteration, max_iterations, plateau_count</w:t>
-      </w:r>
-    </w:p>
-    <w:p>
-      <w:pPr>
-        <w:pStyle w:val="Normal"/>
-        <w:spacing w:lineRule="auto" w:line="276" w:before="0" w:after="80"/>
-        <w:ind w:left="576"/>
-        <w:rPr/>
-      </w:pPr>
-      <w:r>
-        <w:rPr>
-          <w:rFonts w:eastAsia="Times New Roman" w:cs="Times New Roman"/>
-          <w:color w:val="000000"/>
-          <w:sz w:val="28"/>
-          <w:szCs w:val="28"/>
-        </w:rPr>
-        <w:t xml:space="preserve">•  </w:t>
-      </w:r>
-      <w:r>
-        <w:rPr>
-          <w:rFonts w:eastAsia="Times New Roman" w:cs="Times New Roman"/>
-          <w:color w:val="000000"/>
-          <w:sz w:val="28"/>
-          <w:szCs w:val="28"/>
-        </w:rPr>
-        <w:t>Output state fields written: history (appended), iteration (incremented), should_continue</w:t>
-      </w:r>
-    </w:p>
-    <w:p>
-      <w:pPr>
-        <w:pStyle w:val="Normal"/>
-        <w:spacing w:lineRule="auto" w:line="276" w:before="0" w:after="80"/>
-        <w:ind w:left="576"/>
-        <w:rPr/>
-      </w:pPr>
-      <w:r>
-        <w:rPr>
-          <w:rFonts w:eastAsia="Times New Roman" w:cs="Times New Roman"/>
-          <w:color w:val="000000"/>
-          <w:sz w:val="28"/>
-          <w:szCs w:val="28"/>
-        </w:rPr>
-        <w:t xml:space="preserve">•  </w:t>
-      </w:r>
-      <w:r>
-        <w:rPr>
-          <w:rFonts w:eastAsia="Times New Roman" w:cs="Times New Roman"/>
-          <w:color w:val="000000"/>
-          <w:sz w:val="28"/>
-          <w:szCs w:val="28"/>
-        </w:rPr>
-        <w:t>Real or stub: real — no stubs here</w:t>
-      </w:r>
-    </w:p>
-    <w:p>
-      <w:pPr>
-        <w:pStyle w:val="Normal"/>
-        <w:spacing w:before="0" w:after="120"/>
-        <w:rPr/>
-      </w:pPr>
-      <w:r>
-        <w:rPr/>
-      </w:r>
-    </w:p>
-    <w:p>
-      <w:pPr>
-        <w:pStyle w:val="Normal"/>
-        <w:spacing w:before="0" w:after="120"/>
-        <w:rPr/>
-      </w:pPr>
-      <w:r>
-        <w:rPr/>
-      </w:r>
-    </w:p>
-    <w:p>
-      <w:pPr>
-        <w:pStyle w:val="Normal"/>
-        <w:spacing w:before="0" w:after="120"/>
-        <w:rPr/>
-      </w:pPr>
-      <w:r>
-        <w:rPr/>
-      </w:r>
-    </w:p>
-    <w:p>
-      <w:pPr>
-        <w:pStyle w:val="Normal"/>
-        <w:spacing w:before="0" w:after="120"/>
-        <w:rPr/>
-      </w:pPr>
-      <w:r>
-        <w:rPr/>
-      </w:r>
-    </w:p>
-    <w:p>
-      <w:pPr>
-        <w:pStyle w:val="Normal"/>
-        <w:spacing w:before="200" w:after="80"/>
-        <w:rPr>
-          <w:sz w:val="28"/>
-          <w:szCs w:val="28"/>
-        </w:rPr>
-      </w:pPr>
-      <w:r>
-        <w:rPr>
-          <w:rFonts w:eastAsia="Times New Roman" w:cs="Times New Roman"/>
-          <w:b/>
-          <w:bCs/>
-          <w:color w:val="000000"/>
-          <w:sz w:val="28"/>
-          <w:szCs w:val="28"/>
-          <w:u w:val="single"/>
-        </w:rPr>
-        <w:t>Routing — route_after_store</w:t>
-      </w:r>
-    </w:p>
-    <w:p>
-      <w:pPr>
-        <w:pStyle w:val="Normal"/>
-        <w:spacing w:lineRule="auto" w:line="276" w:before="0" w:after="120"/>
-        <w:rPr/>
-      </w:pPr>
-      <w:r>
-        <w:rPr>
-          <w:rFonts w:eastAsia="Times New Roman" w:cs="Times New Roman"/>
-          <w:b w:val="false"/>
-          <w:bCs w:val="false"/>
-          <w:i w:val="false"/>
-          <w:iCs w:val="false"/>
-          <w:color w:val="000000"/>
-          <w:sz w:val="28"/>
-          <w:szCs w:val="28"/>
-        </w:rPr>
-        <w:t>After store_node, a second conditional routing function reads should_continue. If true, control returns to retrieve_node for the next iteration. If false, the graph terminates at END and the backend returns the final state (including best_result and the complete history) to the frontend.</w:t>
-      </w:r>
-    </w:p>
-    <w:p>
-      <w:pPr>
-        <w:pStyle w:val="Normal"/>
-        <w:spacing w:before="0" w:after="120"/>
-        <w:rPr/>
-      </w:pPr>
-      <w:r>
-        <w:rPr/>
-      </w:r>
-    </w:p>
-    <w:p>
-      <w:pPr>
-        <w:pStyle w:val="Normal"/>
-        <w:spacing w:before="200" w:after="80"/>
-        <w:rPr>
-          <w:sz w:val="28"/>
-          <w:szCs w:val="28"/>
-        </w:rPr>
-      </w:pPr>
-      <w:r>
-        <w:rPr>
-          <w:rFonts w:eastAsia="Times New Roman" w:cs="Times New Roman"/>
-          <w:b/>
-          <w:bCs/>
-          <w:color w:val="000000"/>
-          <w:sz w:val="28"/>
-          <w:szCs w:val="28"/>
-          <w:u w:val="single"/>
+          <w:b/>
+          <w:bCs/>
+          <w:color w:val="000000"/>
+          <w:sz w:val="28"/>
+          <w:szCs w:val="28"/>
+          <w:u w:val="none"/>
         </w:rPr>
         <w:t>Why Ollama? What is LangGraph doing?</w:t>
       </w:r>
@@ -4590,29 +4478,24 @@
     </w:p>
     <w:p>
       <w:pPr>
-        <w:pStyle w:val="BlockQuotation"/>
+        <w:pStyle w:val="BlockQuotationuser"/>
         <w:spacing w:lineRule="auto" w:line="274" w:before="0" w:after="283"/>
         <w:ind w:hanging="0" w:left="0" w:right="0"/>
         <w:rPr/>
       </w:pPr>
       <w:r>
-        <w:rPr>
-          <w:rFonts w:ascii="Times New Roman" w:hAnsi="Times New Roman"/>
-        </w:rPr>
+        <w:rPr/>
         <w:t xml:space="preserve">The Windows PowerShell script </w:t>
       </w:r>
       <w:r>
         <w:rPr>
           <w:rStyle w:val="SourceText"/>
-          <w:rFonts w:ascii="Times New Roman" w:hAnsi="Times New Roman"/>
         </w:rPr>
         <w:t>install.ps1</w:t>
       </w:r>
       <w:r>
-        <w:rPr>
-          <w:rFonts w:ascii="Times New Roman" w:hAnsi="Times New Roman"/>
-        </w:rPr>
-        <w:t xml:space="preserve"> installs all required application components. However, because Ollama requires a download of approximately 5 GB, we recommend following the separate installation instructions provided in Appendix E.</w:t>
+        <w:rPr/>
+        <w:t xml:space="preserve"> installs all required application components. However, because Ollama requires a download of approximately 5 GB, we recommend following the separate installation instructions provided in Appendix F.</w:t>
       </w:r>
     </w:p>
     <w:p>
@@ -4659,7 +4542,7 @@
     </w:p>
     <w:p>
       <w:pPr>
-        <w:pStyle w:val="BlockQuotationuser"/>
+        <w:pStyle w:val="BlockQuotation"/>
         <w:bidi w:val="0"/>
         <w:ind w:hanging="0" w:left="0" w:right="0"/>
         <w:rPr>
@@ -4677,7 +4560,7 @@
     </w:p>
     <w:p>
       <w:pPr>
-        <w:pStyle w:val="BlockQuotationuser"/>
+        <w:pStyle w:val="BlockQuotation"/>
         <w:bidi w:val="0"/>
         <w:ind w:hanging="0" w:left="0" w:right="0"/>
         <w:rPr>
@@ -6550,15 +6433,7 @@
       </w:pPr>
       <w:r>
         <w:rPr/>
-        <w:t xml:space="preserve">While this tutorial demonstrates a conceptual framework for implementing Artificial Superintelligence (ASI) logic for one particular physics problem, the question remains – could it be extended to more problems? Let's explore how ASI could have been applied across different time periods in physics. </w:t>
-      </w:r>
-      <w:r>
-        <w:rPr/>
-        <w:t>Without any</w:t>
-      </w:r>
-      <w:r>
-        <w:rPr/>
-        <w:t xml:space="preserve"> actual ASI model, we can analyze its processes through a series of thought experiments. For each case, we ask: what capabilities would an ASI need to re-derive the result, and what specific reasoning tool is missing that prevents a purely data-driven system from succeeding?</w:t>
+        <w:t>While this tutorial demonstrates a conceptual framework for implementing Artificial Superintelligence (ASI) logic for one particular physics problem, the question remains – could it be extended to more problems? Let's explore how ASI could have been applied across different time periods in physics. Without any actual ASI model, we can analyze its processes through a series of thought experiments. For each case, we ask: what capabilities would an ASI need to re-derive the result, and what specific reasoning tool is missing that prevents a purely data-driven system from succeeding?</w:t>
       </w:r>
     </w:p>
     <w:p>
@@ -6615,7 +6490,7 @@
       </w:r>
       <w:r>
         <w:rPr/>
-        <w:t>In Principia (1687), Newton synthesized three results: Kepler III, Huygens’ ac = v²/r, and his own F = ma. With v = 2πr/T, ac = 4π²r/T². Substituting T² ∝ r³ yields ac ∝ 1/r², hence F ∝ m/r².</w:t>
+        <w:t>In Principia (1687), Newton synthesized three results: Kepler III, Huygens’ ac = v²/r, and his own F = ma. With v = 2πr/T, ac = 4π²r/T². Substituting T² ∝ r³ yields ac ∝ 1/r², hence F ∝ m/r². Then he used geometric analysis to determine the elliptical orbits of the planets.</w:t>
       </w:r>
     </w:p>
     <w:p>
@@ -6736,14 +6611,7 @@
         <w:br/>
         <w:t>2. Multi-source Data Integration: combining electrostatics, magnetostatics, and induction experiments into differential laws.</w:t>
         <w:br/>
-        <w:t>3. Theoretical Consistency Repair Tool – this is the missing piece. Ampère’s law ∇×B = μ₀J violates charge conservation, because ∇·(∇×B) = 0 always, but ∇·J = -∂ρ/∂t ≠ 0 for a charging capacitor. No experiment in 1860 directly showed ∂E/∂t creating B. Maxwell invented the displacement current μ₀ε₀ ∂E/∂t to restore consistency</w:t>
-      </w:r>
-      <w:r>
-        <w:rPr/>
-        <w:t>.</w:t>
-      </w:r>
-      <w:r>
-        <w:rPr/>
+        <w:t>3. Theoretical Consistency Repair Tool – this is the missing piece. Ampère’s law ∇×B = μ₀J violates charge conservation, because ∇·(∇×B) = 0 always, but ∇·J = -∂ρ/∂t ≠ 0 for a charging capacitor. No experiment in 1860 directly showed ∂E/∂t creating B. Maxwell invented the displacement current μ₀ε₀ ∂E/∂t to restore consistency.</w:t>
         <w:br/>
         <w:br/>
         <w:t>Missing Tool – Abduction for Consistency: An ASI that only interpolates data would never add the term. It needs a meta-logical drive to enforce mathematical consistency (∇·J + ∂ρ/∂t = 0) and symmetry, and to hypothesize an unobserved physical mechanism to fix the inconsistency. Additionally, it needs a Unification Tool: recognizing numerical coincidence (1/√(μ₀ε₀) ≈ c) as physical identity – that light IS the electromagnetic wave, requiring an ontological merge of optics and electromagnetism.</w:t>
@@ -6782,21 +6650,7 @@
           <w:sz w:val="28"/>
           <w:szCs w:val="28"/>
         </w:rPr>
-        <w:t>Thought Experiment 3: Mercury’s Anomalous Precession (1859–1</w:t>
-      </w:r>
-      <w:r>
-        <w:rPr>
-          <w:sz w:val="28"/>
-          <w:szCs w:val="28"/>
-        </w:rPr>
-        <w:t>900</w:t>
-      </w:r>
-      <w:r>
-        <w:rPr>
-          <w:sz w:val="28"/>
-          <w:szCs w:val="28"/>
-        </w:rPr>
-        <w:t>)</w:t>
+        <w:t>Thought Experiment 3: Mercury’s Anomalous Precession (1859–1900)</w:t>
       </w:r>
     </w:p>
     <w:p>
@@ -7003,15 +6857,15 @@
         <w:tblLook w:val="04a0" w:firstRow="1" w:noVBand="1" w:lastRow="0" w:firstColumn="1" w:lastColumn="0" w:noHBand="0"/>
       </w:tblPr>
       <w:tblGrid>
-        <w:gridCol w:w="2159"/>
+        <w:gridCol w:w="2158"/>
         <w:gridCol w:w="3508"/>
-        <w:gridCol w:w="2883"/>
+        <w:gridCol w:w="2884"/>
       </w:tblGrid>
       <w:tr>
         <w:trPr/>
         <w:tc>
           <w:tcPr>
-            <w:tcW w:w="2159" w:type="dxa"/>
+            <w:tcW w:w="2158" w:type="dxa"/>
             <w:tcBorders>
               <w:bottom w:val="single" w:sz="6" w:space="0" w:color="000000"/>
             </w:tcBorders>
@@ -7101,7 +6955,7 @@
         </w:tc>
         <w:tc>
           <w:tcPr>
-            <w:tcW w:w="2883" w:type="dxa"/>
+            <w:tcW w:w="2884" w:type="dxa"/>
             <w:tcBorders>
               <w:bottom w:val="single" w:sz="6" w:space="0" w:color="000000"/>
             </w:tcBorders>
@@ -7149,7 +7003,7 @@
         <w:trPr/>
         <w:tc>
           <w:tcPr>
-            <w:tcW w:w="2159" w:type="dxa"/>
+            <w:tcW w:w="2158" w:type="dxa"/>
             <w:tcBorders>
               <w:bottom w:val="single" w:sz="6" w:space="0" w:color="000000"/>
             </w:tcBorders>
@@ -7235,7 +7089,7 @@
         </w:tc>
         <w:tc>
           <w:tcPr>
-            <w:tcW w:w="2883" w:type="dxa"/>
+            <w:tcW w:w="2884" w:type="dxa"/>
             <w:tcBorders>
               <w:bottom w:val="single" w:sz="6" w:space="0" w:color="000000"/>
             </w:tcBorders>
@@ -7279,7 +7133,7 @@
         <w:trPr/>
         <w:tc>
           <w:tcPr>
-            <w:tcW w:w="2159" w:type="dxa"/>
+            <w:tcW w:w="2158" w:type="dxa"/>
             <w:tcBorders>
               <w:bottom w:val="single" w:sz="6" w:space="0" w:color="000000"/>
             </w:tcBorders>
@@ -7365,7 +7219,7 @@
         </w:tc>
         <w:tc>
           <w:tcPr>
-            <w:tcW w:w="2883" w:type="dxa"/>
+            <w:tcW w:w="2884" w:type="dxa"/>
             <w:tcBorders>
               <w:bottom w:val="single" w:sz="6" w:space="0" w:color="000000"/>
             </w:tcBorders>
@@ -7409,7 +7263,7 @@
         <w:trPr/>
         <w:tc>
           <w:tcPr>
-            <w:tcW w:w="2159" w:type="dxa"/>
+            <w:tcW w:w="2158" w:type="dxa"/>
             <w:tcBorders>
               <w:bottom w:val="single" w:sz="6" w:space="0" w:color="000000"/>
             </w:tcBorders>
@@ -7495,7 +7349,7 @@
         </w:tc>
         <w:tc>
           <w:tcPr>
-            <w:tcW w:w="2883" w:type="dxa"/>
+            <w:tcW w:w="2884" w:type="dxa"/>
             <w:tcBorders>
               <w:bottom w:val="single" w:sz="6" w:space="0" w:color="000000"/>
             </w:tcBorders>
@@ -7539,7 +7393,7 @@
         <w:trPr/>
         <w:tc>
           <w:tcPr>
-            <w:tcW w:w="2159" w:type="dxa"/>
+            <w:tcW w:w="2158" w:type="dxa"/>
             <w:tcBorders>
               <w:bottom w:val="single" w:sz="6" w:space="0" w:color="000000"/>
             </w:tcBorders>
@@ -7621,7 +7475,7 @@
         </w:tc>
         <w:tc>
           <w:tcPr>
-            <w:tcW w:w="2883" w:type="dxa"/>
+            <w:tcW w:w="2884" w:type="dxa"/>
             <w:tcBorders>
               <w:bottom w:val="single" w:sz="6" w:space="0" w:color="000000"/>
             </w:tcBorders>
@@ -7713,40 +7567,22 @@
         <w:t>What is the pattern in these thought experiments?</w:t>
         <w:br/>
         <w:br/>
-        <w:t>1. Physics breakthroughs require simultaneous availability of specific mathematics and precise physical definitions. Newton required calculus (fluxions) + Kepler’s empirical laws. Maxwell could have used vector calculus + experimental laws of Coulomb , Ampère, Faraday, and Gauss. The anomaly issue required perturbation theory. Einstein required tensor calculus + equivalence principle.</w:t>
+        <w:t>1. Physics breakthroughs require simultaneous availability of specific mathematics and precise physical definitions. Newton required geometry + Kepler’s empirical laws. Maxwell could have used vector calculus + experimental laws of Coulomb , Ampère, Faraday, and Gauss. The anomaly issue required calculus and perturbation theory. Einstein required tensor calculus + equivalence principle.</w:t>
         <w:br/>
         <w:br/>
         <w:t xml:space="preserve">2. Physics relies on operational definitions using both words and formulas. However, modern physics textbooks contain hundreds of such operationally defined concepts. If ASI generates abstract symbols </w:t>
       </w:r>
       <w:r>
         <w:rPr>
-          <w:rFonts w:eastAsia="Calibri" w:cs="Cordia New" w:ascii="Times New Roman" w:hAnsi="Times New Roman"/>
-        </w:rPr>
-        <w:t>α</w:t>
-      </w:r>
-      <w:r>
-        <w:rPr>
           <w:rFonts w:eastAsia="Calibri" w:cs="Cordia New"/>
         </w:rPr>
-        <w:t xml:space="preserve">, </w:t>
+        <w:t xml:space="preserve">α, </w:t>
       </w:r>
       <w:r>
         <w:rPr>
           <w:rFonts w:eastAsia="" w:cs=""/>
         </w:rPr>
-        <w:t xml:space="preserve">β, </w:t>
-      </w:r>
-      <w:r>
-        <w:rPr>
-          <w:rFonts w:eastAsia="" w:cs="" w:ascii="Times New Roman" w:hAnsi="Times New Roman"/>
-        </w:rPr>
-        <w:t>ω, G</w:t>
-      </w:r>
-      <w:r>
-        <w:rPr>
-          <w:rFonts w:eastAsia="" w:cs=""/>
-        </w:rPr>
-        <w:t xml:space="preserve"> </w:t>
+        <w:t xml:space="preserve">β, ω, G </w:t>
       </w:r>
       <w:r>
         <w:rPr/>
@@ -7763,15 +7599,7 @@
       </w:pPr>
       <w:r>
         <w:rPr/>
-        <w:t xml:space="preserve">Are we </w:t>
-      </w:r>
-      <w:r>
-        <w:rPr/>
-        <w:t>proposing</w:t>
-      </w:r>
-      <w:r>
-        <w:rPr/>
-        <w:t xml:space="preserve"> ASI models that may actually learn new physical principles, but humans cannot interpret the results? Yes – this is the interpretability gap. Further research on symbol grounding and LLM-augmentation is required.</w:t>
+        <w:t>Are we proposing ASI models that may actually learn new physical principles, but humans cannot interpret the results? Yes – this is the interpretability gap. Further research on symbol grounding and LLM-augmentation is required.</w:t>
       </w:r>
     </w:p>
     <w:p>
@@ -7823,57 +7651,17 @@
       </w:pPr>
       <w:r>
         <w:rPr/>
-        <w:t xml:space="preserve">A stepwise, historically controlled approach may work </w:t>
-      </w:r>
-      <w:r>
-        <w:rPr/>
-        <w:t>as a proof of concept.</w:t>
-      </w:r>
-      <w:r>
-        <w:rPr/>
-        <w:t xml:space="preserve"> Consider the sequence outlined above, but with explicit knowledge cutoffs based on dates: 1687, 1865, 1</w:t>
-      </w:r>
-      <w:r>
-        <w:rPr/>
-        <w:t>900</w:t>
-      </w:r>
-      <w:r>
-        <w:rPr/>
-        <w:t xml:space="preserve">, 1910. At each date, let </w:t>
-      </w:r>
-      <w:r>
-        <w:rPr/>
-        <w:t xml:space="preserve">a candidate physics </w:t>
-      </w:r>
-      <w:r>
-        <w:rPr/>
-        <w:t xml:space="preserve">ASI </w:t>
-      </w:r>
-      <w:r>
-        <w:rPr/>
-        <w:t xml:space="preserve">model </w:t>
-      </w:r>
-      <w:r>
-        <w:rPr/>
-        <w:t>attempt to solve the problem. After each cutoff date, begin updating the knowledge bases, until the next problem arises. Then repeat this process, step by step, to keep improving physical theories.</w:t>
-      </w:r>
-    </w:p>
-    <w:p>
-      <w:pPr>
-        <w:pStyle w:val="Normal"/>
-        <w:rPr/>
-      </w:pPr>
-      <w:r>
-        <w:rPr/>
-        <w:t xml:space="preserve">This curriculum tests both symbolic discovery (does the equation appear?) and conceptual grounding (can humans understand and name it?). </w:t>
-      </w:r>
-      <w:r>
-        <w:rPr/>
-        <w:t xml:space="preserve">If an ASI model could solve these four candidates, then perhaps we could agree that physics ASI has a future. </w:t>
-      </w:r>
-      <w:r>
-        <w:rPr/>
-        <w:t>What if ASI cannot solve the problem? If physicists must prompt the ASI module, then its not really ASI.</w:t>
+        <w:t>A stepwise, historically controlled approach may work as a proof of concept. Consider the sequence outlined above, but with explicit knowledge cutoffs based on dates: 1687, 1865, 1900, 1910. At each date, let a candidate physics ASI model attempt to solve the problem. After each cutoff date, begin updating the knowledge bases, until the next problem arises. Then repeat this process, step by step, to keep improving physical theories.</w:t>
+      </w:r>
+    </w:p>
+    <w:p>
+      <w:pPr>
+        <w:pStyle w:val="Normal"/>
+        <w:rPr/>
+      </w:pPr>
+      <w:r>
+        <w:rPr/>
+        <w:t>This curriculum tests both symbolic discovery (does the equation appear?) and conceptual grounding (can humans understand and name it?). If an ASI model could solve these four candidates, then perhaps we could agree that physics ASI has a future. What if ASI cannot solve the problem? If physicists must prompt the ASI module, then its not really ASI.</w:t>
       </w:r>
     </w:p>
     <w:p>
@@ -7887,15 +7675,7 @@
       </w:pPr>
       <w:r>
         <w:rPr/>
-        <w:t xml:space="preserve">The thought experiments considered specific time periods in the history of physics. In practice the stepwise approach to ASI would be applied nearly continuously or soon after any new data or new issue arises from </w:t>
-      </w:r>
-      <w:r>
-        <w:rPr/>
-        <w:t>physics</w:t>
-      </w:r>
-      <w:r>
-        <w:rPr/>
-        <w:t xml:space="preserve"> experiments. In this scenario ASI does not replace physicists, it speeds up their discoveries, step by step. </w:t>
+        <w:t xml:space="preserve">The thought experiments considered specific time periods in the history of physics. In practice the stepwise approach to ASI would be applied nearly continuously or soon after any new data or new issue arises from physics experiments. In this scenario ASI does not replace physicists, it speeds up their discoveries, step by step. </w:t>
       </w:r>
     </w:p>
     <w:p>
@@ -8952,7 +8732,7 @@
           <w:sz w:val="28"/>
           <w:szCs w:val="28"/>
         </w:rPr>
-        <w:t xml:space="preserve">Closing the gaps above is not one change but several semi-independent modules, each replacing a specific piece of the current pipeline. They are presented in the order a physicist would actually use them: data in, structure out, derivation, verification, and finally the boundary this project does not claim to cross. Before reading this section, it is recommended to review the distinction between deduction, induction, and abduction (see Appendix </w:t>
+        <w:t xml:space="preserve">Closing the gaps above is not one change but several semi-independent modules, each replacing a specific piece of the current pipeline. They are presented in the order a physicist would actually use them: data in, structure out, derivation, verification, and finally </w:t>
       </w:r>
       <w:r>
         <w:rPr>
@@ -8965,7 +8745,7 @@
           <w:sz w:val="28"/>
           <w:szCs w:val="28"/>
         </w:rPr>
-        <w:t>E</w:t>
+        <w:t>a reasoning module</w:t>
       </w:r>
       <w:r>
         <w:rPr>
@@ -8978,7 +8758,7 @@
           <w:sz w:val="28"/>
           <w:szCs w:val="28"/>
         </w:rPr>
-        <w:t>).</w:t>
+        <w:t>. Before reading this section, it is recommended to review the distinction between deduction, induction, and abduction (see Appendix E).</w:t>
       </w:r>
     </w:p>
     <w:p>
@@ -8990,7 +8770,9 @@
         </w:numPr>
         <w:spacing w:before="160" w:after="60"/>
         <w:ind w:hanging="0" w:left="0"/>
-        <w:rPr/>
+        <w:rPr>
+          <w:u w:val="none"/>
+        </w:rPr>
       </w:pPr>
       <w:r>
         <w:rPr>
@@ -9000,7 +8782,7 @@
           <w:color w:val="000000"/>
           <w:sz w:val="28"/>
           <w:szCs w:val="28"/>
-          <w:u w:val="single"/>
+          <w:u w:val="none"/>
         </w:rPr>
         <w:t>(a) Physics Experiment Knowledge Base</w:t>
       </w:r>
@@ -9040,20 +8822,7 @@
           <w:sz w:val="28"/>
           <w:szCs w:val="28"/>
         </w:rPr>
-        <w:t xml:space="preserve">the fixed table in data/orbital_data.py </w:t>
-      </w:r>
-      <w:r>
-        <w:rPr>
-          <w:rFonts w:eastAsia="Times New Roman" w:cs="Times New Roman"/>
-          <w:b w:val="false"/>
-          <w:bCs w:val="false"/>
-          <w:i w:val="false"/>
-          <w:iCs w:val="false"/>
-          <w:color w:val="000000"/>
-          <w:sz w:val="28"/>
-          <w:szCs w:val="28"/>
-        </w:rPr>
-        <w:t xml:space="preserve">with </w:t>
+        <w:t>the fixed table in data/orbital_data.py</w:t>
       </w:r>
     </w:p>
     <w:p>
@@ -9093,7 +8862,11 @@
         </w:numPr>
         <w:spacing w:before="160" w:after="60"/>
         <w:ind w:hanging="0" w:left="0"/>
-        <w:rPr/>
+        <w:rPr>
+          <w:b/>
+          <w:bCs/>
+          <w:u w:val="none"/>
+        </w:rPr>
       </w:pPr>
       <w:r>
         <w:rPr>
@@ -9103,7 +8876,7 @@
           <w:color w:val="000000"/>
           <w:sz w:val="28"/>
           <w:szCs w:val="28"/>
-          <w:u w:val="single"/>
+          <w:u w:val="none"/>
         </w:rPr>
         <w:t>(b) ASI Symbolic Equation Module</w:t>
       </w:r>
@@ -9195,7 +8968,9 @@
         </w:numPr>
         <w:spacing w:before="160" w:after="60"/>
         <w:ind w:hanging="0" w:left="0"/>
-        <w:rPr/>
+        <w:rPr>
+          <w:u w:val="none"/>
+        </w:rPr>
       </w:pPr>
       <w:r>
         <w:rPr>
@@ -9205,7 +8980,7 @@
           <w:color w:val="000000"/>
           <w:sz w:val="28"/>
           <w:szCs w:val="28"/>
-          <w:u w:val="single"/>
+          <w:u w:val="none"/>
         </w:rPr>
         <w:t>(c) ASI Math Module</w:t>
       </w:r>
@@ -9270,33 +9045,7 @@
           <w:sz w:val="28"/>
           <w:szCs w:val="28"/>
         </w:rPr>
-        <w:t xml:space="preserve">This module needs an actual computer-algebra backend — </w:t>
-      </w:r>
-      <w:r>
-        <w:rPr>
-          <w:rFonts w:eastAsia="Times New Roman" w:cs="Times New Roman"/>
-          <w:b w:val="false"/>
-          <w:bCs w:val="false"/>
-          <w:i w:val="false"/>
-          <w:iCs w:val="false"/>
-          <w:color w:val="000000"/>
-          <w:sz w:val="28"/>
-          <w:szCs w:val="28"/>
-        </w:rPr>
-        <w:t>such as</w:t>
-      </w:r>
-      <w:r>
-        <w:rPr>
-          <w:rFonts w:eastAsia="Times New Roman" w:cs="Times New Roman"/>
-          <w:b w:val="false"/>
-          <w:bCs w:val="false"/>
-          <w:i w:val="false"/>
-          <w:iCs w:val="false"/>
-          <w:color w:val="000000"/>
-          <w:sz w:val="28"/>
-          <w:szCs w:val="28"/>
-        </w:rPr>
-        <w:t xml:space="preserve"> the Rosenfeld–Gröbner algorithm from differential algebra — capable of substituting a candidate force law into the Binet equation, carrying out the perturbative expansion, extracting the secular (resonant) driving term, and reducing the result to a minimal symbolic form. This is the literal mechanical work the current stub skips. It is worth being precise about what kind of capability this is: deriving the consequences of an already-specified force law is a deduction task, not an abduction task. That is exactly why the counterpoint raised earlier in this document matters here — Zheng-Xin’s (2026) argument, illustrated by Feynman’s largely deductive reconstruction of General Relativity (Di Mauro, Esposito &amp; Naddeo, 2021), is specifically that this kind of structured, consequence-deriving work is tractable automation.</w:t>
+        <w:t>This module needs an actual computer-algebra backend — such as the Rosenfeld–Gröbner algorithm from differential algebra — capable of substituting a candidate force law into the Binet equation, carrying out the perturbative expansion, extracting the secular (resonant) driving term, and reducing the result to a minimal symbolic form. This is the literal mechanical work the current stub skips. It is worth being precise about what kind of capability this is: deriving the consequences of an already-specified force law is a deduction task, not an abduction task. That is exactly why the counterpoint raised earlier in this document matters here — Zheng-Xin’s (2026) argument, illustrated by Feynman’s largely deductive reconstruction of General Relativity (Di Mauro, Esposito &amp; Naddeo, 2021), is specifically that this kind of structured, consequence-deriving work is tractable automation.</w:t>
       </w:r>
     </w:p>
     <w:p>
@@ -9323,7 +9072,9 @@
         </w:numPr>
         <w:spacing w:before="160" w:after="60"/>
         <w:ind w:hanging="0" w:left="0"/>
-        <w:rPr/>
+        <w:rPr>
+          <w:u w:val="none"/>
+        </w:rPr>
       </w:pPr>
       <w:r>
         <w:rPr>
@@ -9333,7 +9084,7 @@
           <w:color w:val="000000"/>
           <w:sz w:val="28"/>
           <w:szCs w:val="28"/>
-          <w:u w:val="single"/>
+          <w:u w:val="none"/>
         </w:rPr>
         <w:t>(d) Agentic Verification Loop</w:t>
       </w:r>
@@ -9398,7 +9149,11 @@
           <w:sz w:val="28"/>
           <w:szCs w:val="28"/>
         </w:rPr>
-        <w:t>Following SR-Scientist (Xia, Sun &amp; Liu, 2026), the agent should be given actual code-interpreter tools — a data-analyzer tool and an equation-evaluator tool that fits constants with BFGS</w:t>
+        <w:t>Following SR-Scientist (Xia, Sun &amp; Liu, 2026), the agent should be given actual code-interpreter tools — a data-analyzer tool and an equation-evaluator tool that fits constants with BFGS(</w:t>
+      </w:r>
+      <w:r>
+        <w:rPr/>
+        <w:t>numerical method to find the minimum of an objective function</w:t>
       </w:r>
       <w:r>
         <w:rPr>
@@ -9411,11 +9166,21 @@
           <w:sz w:val="28"/>
           <w:szCs w:val="28"/>
         </w:rPr>
-        <w:t>(</w:t>
-      </w:r>
-      <w:r>
-        <w:rPr/>
-        <w:t>numerical method to find the minimum of an objective function</w:t>
+        <w:t xml:space="preserve">) and reports fit quality — inside a genuine long-horizon ReAct </w:t>
+      </w:r>
+      <w:r>
+        <w:rPr>
+          <w:rStyle w:val="Strong"/>
+          <w:b w:val="false"/>
+          <w:bCs w:val="false"/>
+          <w:strike w:val="false"/>
+          <w:dstrike w:val="false"/>
+          <w:sz w:val="28"/>
+          <w:szCs w:val="28"/>
+          <w:u w:val="none"/>
+          <w:effect w:val="none"/>
+        </w:rPr>
+        <w:t>(Reasoning and Acting)</w:t>
       </w:r>
       <w:r>
         <w:rPr>
@@ -9428,61 +9193,7 @@
           <w:sz w:val="28"/>
           <w:szCs w:val="28"/>
         </w:rPr>
-        <w:t>)</w:t>
-      </w:r>
-      <w:r>
-        <w:rPr>
-          <w:rFonts w:eastAsia="Times New Roman" w:cs="Times New Roman"/>
-          <w:b w:val="false"/>
-          <w:bCs w:val="false"/>
-          <w:i w:val="false"/>
-          <w:iCs w:val="false"/>
-          <w:color w:val="000000"/>
-          <w:sz w:val="28"/>
-          <w:szCs w:val="28"/>
-        </w:rPr>
-        <w:t xml:space="preserve"> and reports fit quality — inside a genuine long-horizon ReAct </w:t>
-      </w:r>
-      <w:r>
-        <w:rPr>
-          <w:rStyle w:val="Strong"/>
-          <w:rFonts w:ascii="Times New Roman" w:hAnsi="Times New Roman"/>
-          <w:b w:val="false"/>
-          <w:bCs w:val="false"/>
-          <w:strike w:val="false"/>
-          <w:dstrike w:val="false"/>
-          <w:sz w:val="28"/>
-          <w:szCs w:val="28"/>
-          <w:u w:val="none"/>
-          <w:effect w:val="none"/>
-        </w:rPr>
-        <w:t>(Reasoning and Acting)</w:t>
-      </w:r>
-      <w:r>
-        <w:rPr>
-          <w:rFonts w:eastAsia="Times New Roman" w:cs="Times New Roman" w:ascii="Times New Roman" w:hAnsi="Times New Roman"/>
-          <w:b w:val="false"/>
-          <w:bCs w:val="false"/>
-          <w:i w:val="false"/>
-          <w:iCs w:val="false"/>
-          <w:color w:val="000000"/>
-          <w:sz w:val="28"/>
-          <w:szCs w:val="28"/>
-        </w:rPr>
-        <w:t xml:space="preserve"> </w:t>
-      </w:r>
-      <w:r>
-        <w:rPr>
-          <w:rFonts w:eastAsia="Times New Roman" w:cs="Times New Roman"/>
-          <w:b w:val="false"/>
-          <w:bCs w:val="false"/>
-          <w:i w:val="false"/>
-          <w:iCs w:val="false"/>
-          <w:color w:val="000000"/>
-          <w:sz w:val="28"/>
-          <w:szCs w:val="28"/>
-        </w:rPr>
-        <w:t>loop: propose, fit, inspect residuals, revise, resubmit, all within a single iteration rather than one LLM call per iteration. An experience buffer of the top-K equations found so far, fetched at the start of each iteration, should supplement (not replace) the existing free-text RAG memory.</w:t>
+        <w:t xml:space="preserve"> loop: propose, fit, inspect residuals, revise, resubmit, all within a single iteration rather than one LLM call per iteration. An experience buffer of the top-K equations found so far, fetched at the start of each iteration, should supplement (not replace) the existing free-text RAG memory.</w:t>
       </w:r>
     </w:p>
     <w:p>
@@ -9509,7 +9220,9 @@
         </w:numPr>
         <w:spacing w:before="160" w:after="60"/>
         <w:ind w:hanging="0" w:left="0"/>
-        <w:rPr/>
+        <w:rPr>
+          <w:u w:val="none"/>
+        </w:rPr>
       </w:pPr>
       <w:r>
         <w:rPr>
@@ -9519,7 +9232,7 @@
           <w:color w:val="000000"/>
           <w:sz w:val="28"/>
           <w:szCs w:val="28"/>
-          <w:u w:val="single"/>
+          <w:u w:val="none"/>
         </w:rPr>
         <w:t>(e) Concept-Discovery Layer</w:t>
       </w:r>
@@ -9546,20 +9259,7 @@
           <w:sz w:val="28"/>
           <w:szCs w:val="28"/>
         </w:rPr>
-        <w:t>Add</w:t>
-      </w:r>
-      <w:r>
-        <w:rPr>
-          <w:rFonts w:eastAsia="Times New Roman" w:cs="Times New Roman"/>
-          <w:b/>
-          <w:bCs/>
-          <w:i w:val="false"/>
-          <w:iCs w:val="false"/>
-          <w:color w:val="000000"/>
-          <w:sz w:val="28"/>
-          <w:szCs w:val="28"/>
-        </w:rPr>
-        <w:t xml:space="preserve">: </w:t>
+        <w:t xml:space="preserve">Add: </w:t>
       </w:r>
       <w:r>
         <w:rPr>
@@ -9601,7 +9301,35 @@
       </w:r>
       <w:r>
         <w:rPr/>
-        <w:t>This is where physics abduction happens. Given incomplete data, generate the most plausible law:</w:t>
+        <w:t>There is a discrepancy between the observations and the theory.</w:t>
+      </w:r>
+      <w:r>
+        <w:rPr>
+          <w:rFonts w:eastAsia="Times New Roman" w:cs="Times New Roman"/>
+          <w:b w:val="false"/>
+          <w:bCs w:val="false"/>
+          <w:i w:val="false"/>
+          <w:iCs w:val="false"/>
+          <w:color w:val="000000"/>
+          <w:sz w:val="28"/>
+          <w:szCs w:val="28"/>
+        </w:rPr>
+        <w:t xml:space="preserve"> </w:t>
+      </w:r>
+      <w:r>
+        <w:rPr/>
+        <w:t xml:space="preserve">This is where physics </w:t>
+      </w:r>
+      <w:r>
+        <w:rPr>
+          <w:b/>
+          <w:bCs/>
+        </w:rPr>
+        <w:t>abduction</w:t>
+      </w:r>
+      <w:r>
+        <w:rPr/>
+        <w:t xml:space="preserve"> happens. Given incomplete data, generate the most plausible law:</w:t>
       </w:r>
     </w:p>
     <w:p>
@@ -9639,11 +9367,7 @@
       </w:r>
       <w:r>
         <w:rPr/>
-        <w:t xml:space="preserve"> θ</w:t>
-      </w:r>
-      <w:r>
-        <w:rPr/>
-        <w:t>̇</w:t>
+        <w:t xml:space="preserve"> θ̇</w:t>
       </w:r>
       <w:r>
         <w:rPr>
@@ -9653,15 +9377,7 @@
       </w:r>
       <w:r>
         <w:rPr/>
-        <w:t xml:space="preserve"> + m g l cosθ + λθ</w:t>
-      </w:r>
-      <w:r>
-        <w:rPr/>
-        <w:t>̇</w:t>
-      </w:r>
-      <w:r>
-        <w:rPr/>
-        <w:t xml:space="preserve">.     </w:t>
+        <w:t xml:space="preserve"> + m g l cosθ + λθ̇.     </w:t>
       </w:r>
     </w:p>
     <w:p>
@@ -9802,7 +9518,15 @@
         </w:rPr>
       </w:pPr>
       <w:r>
-        <w:rPr/>
+        <w:rPr>
+          <w:rFonts w:eastAsia="Times New Roman" w:cs="Times New Roman"/>
+          <w:b/>
+          <w:bCs/>
+          <w:color w:val="000000"/>
+          <w:sz w:val="28"/>
+          <w:szCs w:val="28"/>
+          <w:u w:val="single"/>
+        </w:rPr>
       </w:r>
     </w:p>
     <w:p>
@@ -9815,24 +9539,18 @@
         <w:spacing w:before="160" w:after="60"/>
         <w:ind w:hanging="0" w:left="0"/>
         <w:rPr>
+          <w:u w:val="none"/>
+        </w:rPr>
+      </w:pPr>
+      <w:r>
+        <w:rPr>
           <w:rFonts w:eastAsia="Times New Roman" w:cs="Times New Roman"/>
           <w:b/>
           <w:bCs/>
           <w:color w:val="000000"/>
           <w:sz w:val="28"/>
           <w:szCs w:val="28"/>
-          <w:u w:val="single"/>
-        </w:rPr>
-      </w:pPr>
-      <w:r>
-        <w:rPr>
-          <w:rFonts w:eastAsia="Times New Roman" w:cs="Times New Roman"/>
-          <w:b/>
-          <w:bCs/>
-          <w:color w:val="000000"/>
-          <w:sz w:val="28"/>
-          <w:szCs w:val="28"/>
-          <w:u w:val="single"/>
+          <w:u w:val="none"/>
         </w:rPr>
         <w:t>References (this section)</w:t>
       </w:r>
@@ -16032,7 +15750,7 @@
           <w:tab w:val="left" w:pos="0" w:leader="none"/>
         </w:tabs>
         <w:suppressAutoHyphens w:val="true"/>
-        <w:overflowPunct w:val="true"/>
+        <w:overflowPunct w:val="false"/>
         <w:bidi w:val="0"/>
         <w:spacing w:lineRule="auto" w:line="274" w:before="0" w:after="140"/>
         <w:ind w:hanging="283" w:left="0" w:right="0"/>
@@ -16091,7 +15809,7 @@
           <w:tab w:val="left" w:pos="0" w:leader="none"/>
         </w:tabs>
         <w:suppressAutoHyphens w:val="true"/>
-        <w:overflowPunct w:val="true"/>
+        <w:overflowPunct w:val="false"/>
         <w:bidi w:val="0"/>
         <w:spacing w:lineRule="auto" w:line="274" w:before="0" w:after="140"/>
         <w:ind w:hanging="283" w:left="0" w:right="0"/>
@@ -16828,7 +16546,6 @@
       </w:pPr>
       <w:r>
         <w:rPr>
-          <w:rFonts w:ascii="Times New Roman" w:hAnsi="Times New Roman"/>
           <w:b/>
           <w:color w:val="1B365D"/>
           <w:sz w:val="28"/>
@@ -16880,7 +16597,6 @@
       </w:pPr>
       <w:r>
         <w:rPr>
-          <w:rFonts w:ascii="Times New Roman" w:hAnsi="Times New Roman"/>
           <w:b/>
           <w:color w:val="1B365D"/>
           <w:sz w:val="28"/>
@@ -17244,7 +16960,6 @@
       </w:pPr>
       <w:r>
         <w:rPr>
-          <w:rFonts w:ascii="Times New Roman" w:hAnsi="Times New Roman"/>
           <w:b/>
           <w:color w:val="1B365D"/>
           <w:sz w:val="28"/>
@@ -17642,7 +17357,6 @@
       </w:pPr>
       <w:r>
         <w:rPr>
-          <w:rFonts w:ascii="Times New Roman" w:hAnsi="Times New Roman"/>
           <w:b/>
           <w:color w:val="1B365D"/>
           <w:sz w:val="28"/>
@@ -17916,7 +17630,6 @@
       </w:pPr>
       <w:r>
         <w:rPr>
-          <w:rFonts w:ascii="Times New Roman" w:hAnsi="Times New Roman"/>
           <w:b/>
           <w:color w:val="1B365D"/>
           <w:sz w:val="28"/>
@@ -19194,25 +18907,7 @@
           <w:sz w:val="32"/>
           <w:szCs w:val="32"/>
         </w:rPr>
-        <w:t xml:space="preserve">Appendix </w:t>
-      </w:r>
-      <w:r>
-        <w:rPr>
-          <w:b/>
-          <w:bCs/>
-          <w:sz w:val="32"/>
-          <w:szCs w:val="32"/>
-        </w:rPr>
-        <w:t>E</w:t>
-      </w:r>
-      <w:r>
-        <w:rPr>
-          <w:b/>
-          <w:bCs/>
-          <w:sz w:val="32"/>
-          <w:szCs w:val="32"/>
-        </w:rPr>
-        <w:t xml:space="preserve"> – Deduction, Induction, Abduction</w:t>
+        <w:t>Appendix E – Deduction, Induction, Abduction</w:t>
       </w:r>
     </w:p>
     <w:p>
@@ -19265,7 +18960,7 @@
           <w:sz w:val="28"/>
           <w:szCs w:val="28"/>
         </w:rPr>
-        <w:t xml:space="preserve"> infers probable generalizations from observations, and </w:t>
+        <w:t xml:space="preserve"> infers probable general rule from a set of observations, and </w:t>
       </w:r>
       <w:r>
         <w:rPr>
@@ -19285,7 +18980,7 @@
           <w:sz w:val="28"/>
           <w:szCs w:val="28"/>
         </w:rPr>
-        <w:t xml:space="preserve"> proposes the most likely explanation for a set of observations.</w:t>
+        <w:t xml:space="preserve"> proposes the most likely explanation for an unexpected observation.</w:t>
       </w:r>
     </w:p>
     <w:p>
@@ -19398,7 +19093,449 @@
       </w:r>
       <w:r>
         <w:rPr/>
-        <w:t xml:space="preserve"> involves forming the most plausible explanation for a set of observations. It is often described as reasoning to the best explanation. Unlike deduction, abduction does not guarantee truth, and unlike induction, it focuses on explaining particular phenomena rather than generalizing. For example, seeing an abandoned bowl of hot soup might lead to the abductive conclusion that the owner will return soon. Abduction is widely used in hypothesis formation, diagnostics, and problem-solving where information is incomplete.</w:t>
+        <w:t xml:space="preserve"> involves forming the most plausible explanation for an unexpected observation. It is often described as reasoning to the best explanation. Unlike deduction, abduction does not guarantee truth, and unlike induction, it focuses on explaining particular phenomena rather than generalizing. For example, seeing an abandoned bowl of hot soup might lead to the abductive conclusion that the owner will return soon. Abduction is widely used in hypothesis formation, diagnostics, and problem-solving where information is incomplete.</w:t>
+      </w:r>
+    </w:p>
+    <w:p>
+      <w:pPr>
+        <w:pStyle w:val="BodyText"/>
+        <w:rPr/>
+      </w:pPr>
+      <w:r>
+        <w:rPr/>
+      </w:r>
+    </w:p>
+    <w:p>
+      <w:pPr>
+        <w:pStyle w:val="Normal"/>
+        <w:spacing w:lineRule="auto" w:line="274" w:before="0" w:after="140"/>
+        <w:ind w:hanging="0" w:left="0" w:right="0"/>
+        <w:rPr>
+          <w:rFonts w:ascii="Times New Roman" w:hAnsi="Times New Roman"/>
+        </w:rPr>
+      </w:pPr>
+      <w:r>
+        <w:rPr/>
+        <w:t>Here are three simple physics examples for each of the three main types of reasoning:</w:t>
+      </w:r>
+    </w:p>
+    <w:p>
+      <w:pPr>
+        <w:sectPr>
+          <w:type w:val="continuous"/>
+          <w:pgSz w:w="12240" w:h="15840"/>
+          <w:pgMar w:left="720" w:right="720" w:gutter="0" w:header="720" w:top="777" w:footer="720" w:bottom="777"/>
+          <w:paperSrc w:first="0" w:other="0"/>
+          <w:formProt w:val="false"/>
+          <w:textDirection w:val="lrTb"/>
+          <w:docGrid w:type="default" w:linePitch="360" w:charSpace="0"/>
+        </w:sectPr>
+      </w:pPr>
+    </w:p>
+    <w:p>
+      <w:pPr>
+        <w:pStyle w:val="Heading3"/>
+        <w:numPr>
+          <w:ilvl w:val="2"/>
+          <w:numId w:val="1"/>
+        </w:numPr>
+        <w:spacing w:lineRule="auto" w:line="274" w:before="0" w:after="120"/>
+        <w:ind w:hanging="0" w:left="0" w:right="0"/>
+        <w:rPr>
+          <w:rFonts w:ascii="Times New Roman" w:hAnsi="Times New Roman"/>
+        </w:rPr>
+      </w:pPr>
+      <w:r>
+        <w:rPr/>
+        <w:t xml:space="preserve">1. Deduction (General Rule </w:t>
+      </w:r>
+      <w:r>
+        <w:rPr>
+          <w:rFonts w:eastAsia="Segoe UI" w:cs="Segoe UI"/>
+        </w:rPr>
+        <w:t>→</w:t>
+      </w:r>
+      <w:r>
+        <w:rPr/>
+        <w:t xml:space="preserve"> Specific Conclusion)</w:t>
+      </w:r>
+    </w:p>
+    <w:p>
+      <w:pPr>
+        <w:pStyle w:val="BodyText"/>
+        <w:spacing w:lineRule="auto" w:line="274" w:before="0" w:after="140"/>
+        <w:ind w:hanging="0" w:left="0" w:right="0"/>
+        <w:rPr>
+          <w:rFonts w:ascii="Times New Roman" w:hAnsi="Times New Roman"/>
+        </w:rPr>
+      </w:pPr>
+      <w:r>
+        <w:rPr/>
+        <w:t>Deduction starts with a general scientific law or principle and applies it to a specific scenario to predict a definite outcome.</w:t>
+      </w:r>
+    </w:p>
+    <w:p>
+      <w:pPr>
+        <w:pStyle w:val="BodyText"/>
+        <w:numPr>
+          <w:ilvl w:val="0"/>
+          <w:numId w:val="9"/>
+        </w:numPr>
+        <w:tabs>
+          <w:tab w:val="clear" w:pos="720"/>
+          <w:tab w:val="left" w:pos="0" w:leader="none"/>
+        </w:tabs>
+        <w:spacing w:lineRule="auto" w:line="274" w:before="0" w:after="140"/>
+        <w:ind w:hanging="283" w:left="0" w:right="0"/>
+        <w:rPr>
+          <w:rFonts w:ascii="Times New Roman" w:hAnsi="Times New Roman"/>
+        </w:rPr>
+      </w:pPr>
+      <w:r>
+        <w:rPr>
+          <w:b/>
+        </w:rPr>
+        <w:t>General Rule:</w:t>
+      </w:r>
+      <w:r>
+        <w:rPr/>
+        <w:t xml:space="preserve"> According to Newton's second law of motion (F = ma), an object's acceleration is equal to the net force acting on it divided by its mass.</w:t>
+      </w:r>
+    </w:p>
+    <w:p>
+      <w:pPr>
+        <w:pStyle w:val="BodyText"/>
+        <w:numPr>
+          <w:ilvl w:val="0"/>
+          <w:numId w:val="9"/>
+        </w:numPr>
+        <w:tabs>
+          <w:tab w:val="clear" w:pos="720"/>
+          <w:tab w:val="left" w:pos="0" w:leader="none"/>
+        </w:tabs>
+        <w:spacing w:lineRule="auto" w:line="274" w:before="0" w:after="140"/>
+        <w:ind w:hanging="283" w:left="0" w:right="0"/>
+        <w:rPr>
+          <w:rFonts w:ascii="Times New Roman" w:hAnsi="Times New Roman"/>
+        </w:rPr>
+      </w:pPr>
+      <w:r>
+        <w:rPr>
+          <w:b/>
+        </w:rPr>
+        <w:t>Specific Premise:</w:t>
+      </w:r>
+      <w:r>
+        <w:rPr/>
+        <w:t xml:space="preserve"> You push a 2 kg frictionless block with a constant force of 10 N.</w:t>
+      </w:r>
+    </w:p>
+    <w:p>
+      <w:pPr>
+        <w:pStyle w:val="BodyText"/>
+        <w:numPr>
+          <w:ilvl w:val="0"/>
+          <w:numId w:val="9"/>
+        </w:numPr>
+        <w:tabs>
+          <w:tab w:val="clear" w:pos="720"/>
+          <w:tab w:val="left" w:pos="0" w:leader="none"/>
+        </w:tabs>
+        <w:spacing w:lineRule="auto" w:line="274" w:before="0" w:after="140"/>
+        <w:ind w:hanging="283" w:left="0" w:right="0"/>
+        <w:rPr>
+          <w:rFonts w:ascii="Times New Roman" w:hAnsi="Times New Roman"/>
+        </w:rPr>
+      </w:pPr>
+      <w:r>
+        <w:rPr>
+          <w:b/>
+        </w:rPr>
+        <w:t>Deductive Conclusion:</w:t>
+      </w:r>
+      <w:r>
+        <w:rPr/>
+        <w:t xml:space="preserve"> Therefore, the block must accelerate at 5 m/s</w:t>
+      </w:r>
+      <w:r>
+        <w:rPr>
+          <w:vertAlign w:val="superscript"/>
+        </w:rPr>
+        <w:t>2</w:t>
+      </w:r>
+      <w:r>
+        <w:rPr/>
+        <w:t>.</w:t>
+      </w:r>
+    </w:p>
+    <w:p>
+      <w:pPr>
+        <w:pStyle w:val="BodyText"/>
+        <w:numPr>
+          <w:ilvl w:val="0"/>
+          <w:numId w:val="0"/>
+        </w:numPr>
+        <w:spacing w:lineRule="auto" w:line="274" w:before="0" w:after="140"/>
+        <w:ind w:hanging="0" w:left="0" w:right="0"/>
+        <w:rPr>
+          <w:rFonts w:ascii="Times New Roman" w:hAnsi="Times New Roman"/>
+        </w:rPr>
+      </w:pPr>
+      <w:r>
+        <w:rPr/>
+      </w:r>
+    </w:p>
+    <w:p>
+      <w:pPr>
+        <w:pStyle w:val="Heading3"/>
+        <w:numPr>
+          <w:ilvl w:val="0"/>
+          <w:numId w:val="0"/>
+        </w:numPr>
+        <w:spacing w:lineRule="auto" w:line="274" w:before="0" w:after="120"/>
+        <w:ind w:hanging="0" w:left="0" w:right="0"/>
+        <w:rPr>
+          <w:rFonts w:ascii="Times New Roman" w:hAnsi="Times New Roman"/>
+        </w:rPr>
+      </w:pPr>
+      <w:r>
+        <w:rPr/>
+        <w:t xml:space="preserve">2. Induction (Specific Observations </w:t>
+      </w:r>
+      <w:r>
+        <w:rPr>
+          <w:rFonts w:eastAsia="Segoe UI" w:cs="Segoe UI"/>
+        </w:rPr>
+        <w:t>→</w:t>
+      </w:r>
+      <w:r>
+        <w:rPr/>
+        <w:t xml:space="preserve"> General Rule)</w:t>
+      </w:r>
+    </w:p>
+    <w:p>
+      <w:pPr>
+        <w:pStyle w:val="BodyText"/>
+        <w:spacing w:lineRule="auto" w:line="274" w:before="0" w:after="140"/>
+        <w:ind w:hanging="0" w:left="0" w:right="0"/>
+        <w:rPr>
+          <w:rFonts w:ascii="Times New Roman" w:hAnsi="Times New Roman"/>
+        </w:rPr>
+      </w:pPr>
+      <w:r>
+        <w:rPr/>
+        <w:t>Induction looks at multiple specific observations, notices a consistent pattern, and generalizes it into a broader rule or law.</w:t>
+      </w:r>
+    </w:p>
+    <w:p>
+      <w:pPr>
+        <w:pStyle w:val="BodyText"/>
+        <w:numPr>
+          <w:ilvl w:val="0"/>
+          <w:numId w:val="10"/>
+        </w:numPr>
+        <w:tabs>
+          <w:tab w:val="clear" w:pos="720"/>
+          <w:tab w:val="left" w:pos="0" w:leader="none"/>
+        </w:tabs>
+        <w:spacing w:lineRule="auto" w:line="274" w:before="0" w:after="140"/>
+        <w:ind w:hanging="283" w:left="0" w:right="0"/>
+        <w:rPr>
+          <w:rFonts w:ascii="Times New Roman" w:hAnsi="Times New Roman"/>
+        </w:rPr>
+      </w:pPr>
+      <w:r>
+        <w:rPr>
+          <w:b/>
+        </w:rPr>
+        <w:t>Observations:</w:t>
+      </w:r>
+      <w:r>
+        <w:rPr/>
+        <w:t xml:space="preserve"> You drop an apple, a rock, a feather (in a vacuum), and a baseball, and measure that every single one accelerates downward at approximately 9.8 m/s</w:t>
+      </w:r>
+      <w:r>
+        <w:rPr>
+          <w:vertAlign w:val="superscript"/>
+        </w:rPr>
+        <w:t>2</w:t>
+      </w:r>
+      <w:r>
+        <w:rPr/>
+        <w:t xml:space="preserve"> near Earth's surface.</w:t>
+      </w:r>
+    </w:p>
+    <w:p>
+      <w:pPr>
+        <w:pStyle w:val="BodyText"/>
+        <w:numPr>
+          <w:ilvl w:val="0"/>
+          <w:numId w:val="10"/>
+        </w:numPr>
+        <w:tabs>
+          <w:tab w:val="clear" w:pos="720"/>
+          <w:tab w:val="left" w:pos="0" w:leader="none"/>
+        </w:tabs>
+        <w:spacing w:lineRule="auto" w:line="274" w:before="0" w:after="140"/>
+        <w:ind w:hanging="283" w:left="0" w:right="0"/>
+        <w:rPr>
+          <w:rFonts w:ascii="Times New Roman" w:hAnsi="Times New Roman"/>
+        </w:rPr>
+      </w:pPr>
+      <w:r>
+        <w:rPr>
+          <w:b/>
+        </w:rPr>
+        <w:t>Inductive Generalization:</w:t>
+      </w:r>
+      <w:r>
+        <w:rPr/>
+        <w:t xml:space="preserve"> Therefore, all objects near Earth experience a constant downward gravitational acceleration regardless of their composition.</w:t>
+      </w:r>
+    </w:p>
+    <w:p>
+      <w:pPr>
+        <w:pStyle w:val="BodyText"/>
+        <w:numPr>
+          <w:ilvl w:val="0"/>
+          <w:numId w:val="0"/>
+        </w:numPr>
+        <w:spacing w:lineRule="auto" w:line="274" w:before="0" w:after="140"/>
+        <w:ind w:hanging="0" w:left="0" w:right="0"/>
+        <w:rPr>
+          <w:rFonts w:ascii="Times New Roman" w:hAnsi="Times New Roman"/>
+        </w:rPr>
+      </w:pPr>
+      <w:r>
+        <w:rPr/>
+      </w:r>
+    </w:p>
+    <w:p>
+      <w:pPr>
+        <w:pStyle w:val="Heading3"/>
+        <w:keepNext w:val="true"/>
+        <w:widowControl/>
+        <w:numPr>
+          <w:ilvl w:val="0"/>
+          <w:numId w:val="0"/>
+        </w:numPr>
+        <w:suppressAutoHyphens w:val="true"/>
+        <w:overflowPunct w:val="false"/>
+        <w:bidi w:val="0"/>
+        <w:spacing w:lineRule="auto" w:line="274" w:before="0" w:after="120"/>
+        <w:ind w:hanging="0" w:left="0" w:right="0"/>
+        <w:jc w:val="left"/>
+        <w:rPr>
+          <w:rFonts w:ascii="Times New Roman" w:hAnsi="Times New Roman"/>
+        </w:rPr>
+      </w:pPr>
+      <w:r>
+        <w:rPr/>
+        <w:t xml:space="preserve">3. Abduction (Unexpected Observation </w:t>
+      </w:r>
+      <w:r>
+        <w:rPr>
+          <w:rFonts w:eastAsia="Segoe UI" w:cs="Segoe UI"/>
+        </w:rPr>
+        <w:t>→</w:t>
+      </w:r>
+      <w:r>
+        <w:rPr/>
+        <w:t xml:space="preserve"> Best Explanation)</w:t>
+      </w:r>
+    </w:p>
+    <w:p>
+      <w:pPr>
+        <w:pStyle w:val="BodyText"/>
+        <w:spacing w:lineRule="auto" w:line="274" w:before="0" w:after="140"/>
+        <w:ind w:hanging="0" w:left="0" w:right="0"/>
+        <w:rPr>
+          <w:rFonts w:ascii="Times New Roman" w:hAnsi="Times New Roman"/>
+        </w:rPr>
+      </w:pPr>
+      <w:r>
+        <w:rPr/>
+        <w:t>Abduction starts with an unexpected observation and works backward to form the most logical hypothesis or explanation that accounts for it.</w:t>
+      </w:r>
+    </w:p>
+    <w:p>
+      <w:pPr>
+        <w:pStyle w:val="BodyText"/>
+        <w:numPr>
+          <w:ilvl w:val="0"/>
+          <w:numId w:val="11"/>
+        </w:numPr>
+        <w:tabs>
+          <w:tab w:val="clear" w:pos="720"/>
+          <w:tab w:val="left" w:pos="0" w:leader="none"/>
+        </w:tabs>
+        <w:spacing w:lineRule="auto" w:line="274" w:before="0" w:after="140"/>
+        <w:ind w:hanging="283" w:left="0" w:right="0"/>
+        <w:rPr>
+          <w:rFonts w:ascii="Times New Roman" w:hAnsi="Times New Roman"/>
+        </w:rPr>
+      </w:pPr>
+      <w:r>
+        <w:rPr>
+          <w:b/>
+        </w:rPr>
+        <w:t>Observation:</w:t>
+      </w:r>
+      <w:r>
+        <w:rPr/>
+        <w:t xml:space="preserve"> In the 19th century, astronomers noticed that the orbit of Uranus deviated slightly from the path predicted by known gravitational laws.</w:t>
+      </w:r>
+    </w:p>
+    <w:p>
+      <w:pPr>
+        <w:pStyle w:val="BodyText"/>
+        <w:numPr>
+          <w:ilvl w:val="0"/>
+          <w:numId w:val="11"/>
+        </w:numPr>
+        <w:tabs>
+          <w:tab w:val="clear" w:pos="720"/>
+          <w:tab w:val="left" w:pos="0" w:leader="none"/>
+        </w:tabs>
+        <w:spacing w:lineRule="auto" w:line="274" w:before="0" w:after="140"/>
+        <w:ind w:hanging="283" w:left="0" w:right="0"/>
+        <w:rPr>
+          <w:rFonts w:ascii="Times New Roman" w:hAnsi="Times New Roman"/>
+        </w:rPr>
+      </w:pPr>
+      <w:r>
+        <w:rPr>
+          <w:b/>
+        </w:rPr>
+        <w:t>Abductive Hypothesis:</w:t>
+      </w:r>
+      <w:r>
+        <w:rPr/>
+        <w:t xml:space="preserve"> The anomaly is best explained by the gravitational pull of an undiscovered planet further out in the solar system (which successfully led to the discovery of Neptune).</w:t>
+      </w:r>
+    </w:p>
+    <w:p>
+      <w:pPr>
+        <w:sectPr>
+          <w:type w:val="continuous"/>
+          <w:pgSz w:w="12240" w:h="15840"/>
+          <w:pgMar w:left="720" w:right="720" w:gutter="0" w:header="720" w:top="777" w:footer="720" w:bottom="777"/>
+          <w:paperSrc w:first="0" w:other="0"/>
+          <w:formProt w:val="false"/>
+          <w:textDirection w:val="lrTb"/>
+          <w:docGrid w:type="default" w:linePitch="360" w:charSpace="0"/>
+        </w:sectPr>
+      </w:pPr>
+    </w:p>
+    <w:p>
+      <w:pPr>
+        <w:pStyle w:val="Normal"/>
+        <w:rPr>
+          <w:rFonts w:ascii="Times New Roman" w:hAnsi="Times New Roman"/>
+        </w:rPr>
+      </w:pPr>
+      <w:r>
+        <w:rPr/>
       </w:r>
     </w:p>
     <w:p>
@@ -19504,25 +19641,7 @@
           <w:sz w:val="28"/>
           <w:szCs w:val="32"/>
         </w:rPr>
-        <w:t xml:space="preserve">Appendix </w:t>
-      </w:r>
-      <w:r>
-        <w:rPr>
-          <w:b/>
-          <w:bCs/>
-          <w:sz w:val="28"/>
-          <w:szCs w:val="32"/>
-        </w:rPr>
-        <w:t>F</w:t>
-      </w:r>
-      <w:r>
-        <w:rPr>
-          <w:b/>
-          <w:bCs/>
-          <w:sz w:val="28"/>
-          <w:szCs w:val="32"/>
-        </w:rPr>
-        <w:t xml:space="preserve"> – Ollama Installation</w:t>
+        <w:t>Appendix F – Ollama Installation</w:t>
       </w:r>
     </w:p>
     <w:p>
@@ -20189,16 +20308,7 @@
           <w:sz w:val="28"/>
           <w:szCs w:val="28"/>
         </w:rPr>
-        <w:t xml:space="preserve">From powershell (as admin): </w:t>
-      </w:r>
-      <w:r>
-        <w:rPr>
-          <w:b w:val="false"/>
-          <w:bCs w:val="false"/>
-          <w:sz w:val="28"/>
-          <w:szCs w:val="28"/>
-        </w:rPr>
-        <w:t>To stop ollama:</w:t>
+        <w:t>From powershell (as admin): To stop ollama:</w:t>
       </w:r>
     </w:p>
     <w:p>
@@ -20281,6 +20391,7 @@
       </w:pPr>
       <w:r>
         <w:rPr>
+          <w:sz w:val="28"/>
           <w:szCs w:val="28"/>
         </w:rPr>
       </w:r>
@@ -20495,7 +20606,7 @@
         <w:sz w:val="24"/>
         <w:szCs w:val="24"/>
       </w:rPr>
-      <w:t>52</w:t>
+      <w:t>53</w:t>
     </w:r>
     <w:r>
       <w:rPr>
@@ -20544,7 +20655,7 @@
         <w:sz w:val="24"/>
         <w:szCs w:val="24"/>
       </w:rPr>
-      <w:t>52</w:t>
+      <w:t>53</w:t>
     </w:r>
     <w:r>
       <w:rPr>
@@ -20614,7 +20725,7 @@
         <w:sz w:val="24"/>
         <w:szCs w:val="24"/>
       </w:rPr>
-      <w:t>52</w:t>
+      <w:t>53</w:t>
     </w:r>
     <w:r>
       <w:rPr>
@@ -20663,7 +20774,7 @@
         <w:sz w:val="24"/>
         <w:szCs w:val="24"/>
       </w:rPr>
-      <w:t>52</w:t>
+      <w:t>53</w:t>
     </w:r>
     <w:r>
       <w:rPr>
@@ -21821,6 +21932,417 @@
   <w:abstractNum w:abstractNumId="9">
     <w:lvl w:ilvl="0">
       <w:start w:val="1"/>
+      <w:numFmt w:val="bullet"/>
+      <w:lvlText w:val=""/>
+      <w:lvlJc w:val="left"/>
+      <w:pPr>
+        <w:tabs>
+          <w:tab w:val="num" w:pos="0"/>
+        </w:tabs>
+        <w:ind w:left="0" w:hanging="283"/>
+      </w:pPr>
+      <w:rPr>
+        <w:rFonts w:ascii="Symbol" w:hAnsi="Symbol" w:cs="Symbol" w:hint="default"/>
+      </w:rPr>
+    </w:lvl>
+    <w:lvl w:ilvl="1">
+      <w:start w:val="1"/>
+      <w:numFmt w:val="bullet"/>
+      <w:lvlText w:val=""/>
+      <w:lvlJc w:val="left"/>
+      <w:pPr>
+        <w:tabs>
+          <w:tab w:val="num" w:pos="1418"/>
+        </w:tabs>
+        <w:ind w:left="1418" w:hanging="283"/>
+      </w:pPr>
+      <w:rPr>
+        <w:rFonts w:ascii="Symbol" w:hAnsi="Symbol" w:cs="Symbol" w:hint="default"/>
+      </w:rPr>
+    </w:lvl>
+    <w:lvl w:ilvl="2">
+      <w:start w:val="1"/>
+      <w:numFmt w:val="bullet"/>
+      <w:lvlText w:val=""/>
+      <w:lvlJc w:val="left"/>
+      <w:pPr>
+        <w:tabs>
+          <w:tab w:val="num" w:pos="2127"/>
+        </w:tabs>
+        <w:ind w:left="2127" w:hanging="283"/>
+      </w:pPr>
+      <w:rPr>
+        <w:rFonts w:ascii="Symbol" w:hAnsi="Symbol" w:cs="Symbol" w:hint="default"/>
+      </w:rPr>
+    </w:lvl>
+    <w:lvl w:ilvl="3">
+      <w:start w:val="1"/>
+      <w:numFmt w:val="bullet"/>
+      <w:lvlText w:val=""/>
+      <w:lvlJc w:val="left"/>
+      <w:pPr>
+        <w:tabs>
+          <w:tab w:val="num" w:pos="2836"/>
+        </w:tabs>
+        <w:ind w:left="2836" w:hanging="283"/>
+      </w:pPr>
+      <w:rPr>
+        <w:rFonts w:ascii="Symbol" w:hAnsi="Symbol" w:cs="Symbol" w:hint="default"/>
+      </w:rPr>
+    </w:lvl>
+    <w:lvl w:ilvl="4">
+      <w:start w:val="1"/>
+      <w:numFmt w:val="bullet"/>
+      <w:lvlText w:val=""/>
+      <w:lvlJc w:val="left"/>
+      <w:pPr>
+        <w:tabs>
+          <w:tab w:val="num" w:pos="3545"/>
+        </w:tabs>
+        <w:ind w:left="3545" w:hanging="283"/>
+      </w:pPr>
+      <w:rPr>
+        <w:rFonts w:ascii="Symbol" w:hAnsi="Symbol" w:cs="Symbol" w:hint="default"/>
+      </w:rPr>
+    </w:lvl>
+    <w:lvl w:ilvl="5">
+      <w:start w:val="1"/>
+      <w:numFmt w:val="bullet"/>
+      <w:lvlText w:val=""/>
+      <w:lvlJc w:val="left"/>
+      <w:pPr>
+        <w:tabs>
+          <w:tab w:val="num" w:pos="4254"/>
+        </w:tabs>
+        <w:ind w:left="4254" w:hanging="283"/>
+      </w:pPr>
+      <w:rPr>
+        <w:rFonts w:ascii="Symbol" w:hAnsi="Symbol" w:cs="Symbol" w:hint="default"/>
+      </w:rPr>
+    </w:lvl>
+    <w:lvl w:ilvl="6">
+      <w:start w:val="1"/>
+      <w:numFmt w:val="bullet"/>
+      <w:lvlText w:val=""/>
+      <w:lvlJc w:val="left"/>
+      <w:pPr>
+        <w:tabs>
+          <w:tab w:val="num" w:pos="4963"/>
+        </w:tabs>
+        <w:ind w:left="4963" w:hanging="283"/>
+      </w:pPr>
+      <w:rPr>
+        <w:rFonts w:ascii="Symbol" w:hAnsi="Symbol" w:cs="Symbol" w:hint="default"/>
+      </w:rPr>
+    </w:lvl>
+    <w:lvl w:ilvl="7">
+      <w:start w:val="1"/>
+      <w:numFmt w:val="bullet"/>
+      <w:lvlText w:val=""/>
+      <w:lvlJc w:val="left"/>
+      <w:pPr>
+        <w:tabs>
+          <w:tab w:val="num" w:pos="5672"/>
+        </w:tabs>
+        <w:ind w:left="5672" w:hanging="283"/>
+      </w:pPr>
+      <w:rPr>
+        <w:rFonts w:ascii="Symbol" w:hAnsi="Symbol" w:cs="Symbol" w:hint="default"/>
+      </w:rPr>
+    </w:lvl>
+    <w:lvl w:ilvl="8">
+      <w:start w:val="1"/>
+      <w:numFmt w:val="bullet"/>
+      <w:lvlText w:val=""/>
+      <w:lvlJc w:val="left"/>
+      <w:pPr>
+        <w:tabs>
+          <w:tab w:val="num" w:pos="6381"/>
+        </w:tabs>
+        <w:ind w:left="6381" w:hanging="283"/>
+      </w:pPr>
+      <w:rPr>
+        <w:rFonts w:ascii="Symbol" w:hAnsi="Symbol" w:cs="Symbol" w:hint="default"/>
+      </w:rPr>
+    </w:lvl>
+  </w:abstractNum>
+  <w:abstractNum w:abstractNumId="10">
+    <w:lvl w:ilvl="0">
+      <w:start w:val="1"/>
+      <w:numFmt w:val="bullet"/>
+      <w:lvlText w:val=""/>
+      <w:lvlJc w:val="left"/>
+      <w:pPr>
+        <w:tabs>
+          <w:tab w:val="num" w:pos="0"/>
+        </w:tabs>
+        <w:ind w:left="0" w:hanging="283"/>
+      </w:pPr>
+      <w:rPr>
+        <w:rFonts w:ascii="Symbol" w:hAnsi="Symbol" w:cs="Symbol" w:hint="default"/>
+      </w:rPr>
+    </w:lvl>
+    <w:lvl w:ilvl="1">
+      <w:start w:val="1"/>
+      <w:numFmt w:val="bullet"/>
+      <w:lvlText w:val=""/>
+      <w:lvlJc w:val="left"/>
+      <w:pPr>
+        <w:tabs>
+          <w:tab w:val="num" w:pos="1418"/>
+        </w:tabs>
+        <w:ind w:left="1418" w:hanging="283"/>
+      </w:pPr>
+      <w:rPr>
+        <w:rFonts w:ascii="Symbol" w:hAnsi="Symbol" w:cs="Symbol" w:hint="default"/>
+      </w:rPr>
+    </w:lvl>
+    <w:lvl w:ilvl="2">
+      <w:start w:val="1"/>
+      <w:numFmt w:val="bullet"/>
+      <w:lvlText w:val=""/>
+      <w:lvlJc w:val="left"/>
+      <w:pPr>
+        <w:tabs>
+          <w:tab w:val="num" w:pos="2127"/>
+        </w:tabs>
+        <w:ind w:left="2127" w:hanging="283"/>
+      </w:pPr>
+      <w:rPr>
+        <w:rFonts w:ascii="Symbol" w:hAnsi="Symbol" w:cs="Symbol" w:hint="default"/>
+      </w:rPr>
+    </w:lvl>
+    <w:lvl w:ilvl="3">
+      <w:start w:val="1"/>
+      <w:numFmt w:val="bullet"/>
+      <w:lvlText w:val=""/>
+      <w:lvlJc w:val="left"/>
+      <w:pPr>
+        <w:tabs>
+          <w:tab w:val="num" w:pos="2836"/>
+        </w:tabs>
+        <w:ind w:left="2836" w:hanging="283"/>
+      </w:pPr>
+      <w:rPr>
+        <w:rFonts w:ascii="Symbol" w:hAnsi="Symbol" w:cs="Symbol" w:hint="default"/>
+      </w:rPr>
+    </w:lvl>
+    <w:lvl w:ilvl="4">
+      <w:start w:val="1"/>
+      <w:numFmt w:val="bullet"/>
+      <w:lvlText w:val=""/>
+      <w:lvlJc w:val="left"/>
+      <w:pPr>
+        <w:tabs>
+          <w:tab w:val="num" w:pos="3545"/>
+        </w:tabs>
+        <w:ind w:left="3545" w:hanging="283"/>
+      </w:pPr>
+      <w:rPr>
+        <w:rFonts w:ascii="Symbol" w:hAnsi="Symbol" w:cs="Symbol" w:hint="default"/>
+      </w:rPr>
+    </w:lvl>
+    <w:lvl w:ilvl="5">
+      <w:start w:val="1"/>
+      <w:numFmt w:val="bullet"/>
+      <w:lvlText w:val=""/>
+      <w:lvlJc w:val="left"/>
+      <w:pPr>
+        <w:tabs>
+          <w:tab w:val="num" w:pos="4254"/>
+        </w:tabs>
+        <w:ind w:left="4254" w:hanging="283"/>
+      </w:pPr>
+      <w:rPr>
+        <w:rFonts w:ascii="Symbol" w:hAnsi="Symbol" w:cs="Symbol" w:hint="default"/>
+      </w:rPr>
+    </w:lvl>
+    <w:lvl w:ilvl="6">
+      <w:start w:val="1"/>
+      <w:numFmt w:val="bullet"/>
+      <w:lvlText w:val=""/>
+      <w:lvlJc w:val="left"/>
+      <w:pPr>
+        <w:tabs>
+          <w:tab w:val="num" w:pos="4963"/>
+        </w:tabs>
+        <w:ind w:left="4963" w:hanging="283"/>
+      </w:pPr>
+      <w:rPr>
+        <w:rFonts w:ascii="Symbol" w:hAnsi="Symbol" w:cs="Symbol" w:hint="default"/>
+      </w:rPr>
+    </w:lvl>
+    <w:lvl w:ilvl="7">
+      <w:start w:val="1"/>
+      <w:numFmt w:val="bullet"/>
+      <w:lvlText w:val=""/>
+      <w:lvlJc w:val="left"/>
+      <w:pPr>
+        <w:tabs>
+          <w:tab w:val="num" w:pos="5672"/>
+        </w:tabs>
+        <w:ind w:left="5672" w:hanging="283"/>
+      </w:pPr>
+      <w:rPr>
+        <w:rFonts w:ascii="Symbol" w:hAnsi="Symbol" w:cs="Symbol" w:hint="default"/>
+      </w:rPr>
+    </w:lvl>
+    <w:lvl w:ilvl="8">
+      <w:start w:val="1"/>
+      <w:numFmt w:val="bullet"/>
+      <w:lvlText w:val=""/>
+      <w:lvlJc w:val="left"/>
+      <w:pPr>
+        <w:tabs>
+          <w:tab w:val="num" w:pos="6381"/>
+        </w:tabs>
+        <w:ind w:left="6381" w:hanging="283"/>
+      </w:pPr>
+      <w:rPr>
+        <w:rFonts w:ascii="Symbol" w:hAnsi="Symbol" w:cs="Symbol" w:hint="default"/>
+      </w:rPr>
+    </w:lvl>
+  </w:abstractNum>
+  <w:abstractNum w:abstractNumId="11">
+    <w:lvl w:ilvl="0">
+      <w:start w:val="1"/>
+      <w:numFmt w:val="bullet"/>
+      <w:lvlText w:val=""/>
+      <w:lvlJc w:val="left"/>
+      <w:pPr>
+        <w:tabs>
+          <w:tab w:val="num" w:pos="0"/>
+        </w:tabs>
+        <w:ind w:left="0" w:hanging="283"/>
+      </w:pPr>
+      <w:rPr>
+        <w:rFonts w:ascii="Symbol" w:hAnsi="Symbol" w:cs="Symbol" w:hint="default"/>
+      </w:rPr>
+    </w:lvl>
+    <w:lvl w:ilvl="1">
+      <w:start w:val="1"/>
+      <w:numFmt w:val="bullet"/>
+      <w:lvlText w:val=""/>
+      <w:lvlJc w:val="left"/>
+      <w:pPr>
+        <w:tabs>
+          <w:tab w:val="num" w:pos="1418"/>
+        </w:tabs>
+        <w:ind w:left="1418" w:hanging="283"/>
+      </w:pPr>
+      <w:rPr>
+        <w:rFonts w:ascii="Symbol" w:hAnsi="Symbol" w:cs="Symbol" w:hint="default"/>
+      </w:rPr>
+    </w:lvl>
+    <w:lvl w:ilvl="2">
+      <w:start w:val="1"/>
+      <w:numFmt w:val="bullet"/>
+      <w:lvlText w:val=""/>
+      <w:lvlJc w:val="left"/>
+      <w:pPr>
+        <w:tabs>
+          <w:tab w:val="num" w:pos="2127"/>
+        </w:tabs>
+        <w:ind w:left="2127" w:hanging="283"/>
+      </w:pPr>
+      <w:rPr>
+        <w:rFonts w:ascii="Symbol" w:hAnsi="Symbol" w:cs="Symbol" w:hint="default"/>
+      </w:rPr>
+    </w:lvl>
+    <w:lvl w:ilvl="3">
+      <w:start w:val="1"/>
+      <w:numFmt w:val="bullet"/>
+      <w:lvlText w:val=""/>
+      <w:lvlJc w:val="left"/>
+      <w:pPr>
+        <w:tabs>
+          <w:tab w:val="num" w:pos="2836"/>
+        </w:tabs>
+        <w:ind w:left="2836" w:hanging="283"/>
+      </w:pPr>
+      <w:rPr>
+        <w:rFonts w:ascii="Symbol" w:hAnsi="Symbol" w:cs="Symbol" w:hint="default"/>
+      </w:rPr>
+    </w:lvl>
+    <w:lvl w:ilvl="4">
+      <w:start w:val="1"/>
+      <w:numFmt w:val="bullet"/>
+      <w:lvlText w:val=""/>
+      <w:lvlJc w:val="left"/>
+      <w:pPr>
+        <w:tabs>
+          <w:tab w:val="num" w:pos="3545"/>
+        </w:tabs>
+        <w:ind w:left="3545" w:hanging="283"/>
+      </w:pPr>
+      <w:rPr>
+        <w:rFonts w:ascii="Symbol" w:hAnsi="Symbol" w:cs="Symbol" w:hint="default"/>
+      </w:rPr>
+    </w:lvl>
+    <w:lvl w:ilvl="5">
+      <w:start w:val="1"/>
+      <w:numFmt w:val="bullet"/>
+      <w:lvlText w:val=""/>
+      <w:lvlJc w:val="left"/>
+      <w:pPr>
+        <w:tabs>
+          <w:tab w:val="num" w:pos="4254"/>
+        </w:tabs>
+        <w:ind w:left="4254" w:hanging="283"/>
+      </w:pPr>
+      <w:rPr>
+        <w:rFonts w:ascii="Symbol" w:hAnsi="Symbol" w:cs="Symbol" w:hint="default"/>
+      </w:rPr>
+    </w:lvl>
+    <w:lvl w:ilvl="6">
+      <w:start w:val="1"/>
+      <w:numFmt w:val="bullet"/>
+      <w:lvlText w:val=""/>
+      <w:lvlJc w:val="left"/>
+      <w:pPr>
+        <w:tabs>
+          <w:tab w:val="num" w:pos="4963"/>
+        </w:tabs>
+        <w:ind w:left="4963" w:hanging="283"/>
+      </w:pPr>
+      <w:rPr>
+        <w:rFonts w:ascii="Symbol" w:hAnsi="Symbol" w:cs="Symbol" w:hint="default"/>
+      </w:rPr>
+    </w:lvl>
+    <w:lvl w:ilvl="7">
+      <w:start w:val="1"/>
+      <w:numFmt w:val="bullet"/>
+      <w:lvlText w:val=""/>
+      <w:lvlJc w:val="left"/>
+      <w:pPr>
+        <w:tabs>
+          <w:tab w:val="num" w:pos="5672"/>
+        </w:tabs>
+        <w:ind w:left="5672" w:hanging="283"/>
+      </w:pPr>
+      <w:rPr>
+        <w:rFonts w:ascii="Symbol" w:hAnsi="Symbol" w:cs="Symbol" w:hint="default"/>
+      </w:rPr>
+    </w:lvl>
+    <w:lvl w:ilvl="8">
+      <w:start w:val="1"/>
+      <w:numFmt w:val="bullet"/>
+      <w:lvlText w:val=""/>
+      <w:lvlJc w:val="left"/>
+      <w:pPr>
+        <w:tabs>
+          <w:tab w:val="num" w:pos="6381"/>
+        </w:tabs>
+        <w:ind w:left="6381" w:hanging="283"/>
+      </w:pPr>
+      <w:rPr>
+        <w:rFonts w:ascii="Symbol" w:hAnsi="Symbol" w:cs="Symbol" w:hint="default"/>
+      </w:rPr>
+    </w:lvl>
+  </w:abstractNum>
+  <w:abstractNum w:abstractNumId="12">
+    <w:lvl w:ilvl="0">
+      <w:start w:val="1"/>
       <w:numFmt w:val="none"/>
       <w:suff w:val="nothing"/>
       <w:lvlText w:val=""/>
@@ -21964,6 +22486,15 @@
   <w:num w:numId="9">
     <w:abstractNumId w:val="9"/>
   </w:num>
+  <w:num w:numId="10">
+    <w:abstractNumId w:val="10"/>
+  </w:num>
+  <w:num w:numId="11">
+    <w:abstractNumId w:val="11"/>
+  </w:num>
+  <w:num w:numId="12">
+    <w:abstractNumId w:val="12"/>
+  </w:num>
 </w:numbering>
 </file>
 
@@ -21990,7 +22521,7 @@
     <w:pPr>
       <w:widowControl/>
       <w:suppressAutoHyphens w:val="true"/>
-      <w:overflowPunct w:val="true"/>
+      <w:overflowPunct w:val="false"/>
       <w:bidi w:val="0"/>
       <w:spacing w:lineRule="auto" w:line="259" w:before="0" w:after="160"/>
       <w:jc w:val="left"/>
@@ -22249,8 +22780,8 @@
     <w:qFormat/>
     <w:rPr/>
   </w:style>
-  <w:style w:type="character" w:styleId="Bullets">
-    <w:name w:val="Bullets"/>
+  <w:style w:type="character" w:styleId="Bulletsuser">
+    <w:name w:val="Bullets (user)"/>
     <w:qFormat/>
     <w:rPr>
       <w:rFonts w:ascii="OpenSymbol" w:hAnsi="OpenSymbol" w:eastAsia="OpenSymbol" w:cs="OpenSymbol"/>
@@ -22264,8 +22795,8 @@
       <w:bCs/>
     </w:rPr>
   </w:style>
-  <w:style w:type="character" w:styleId="Bulletsuser">
-    <w:name w:val="Bullets (user)"/>
+  <w:style w:type="character" w:styleId="Bullets">
+    <w:name w:val="Bullets"/>
     <w:qFormat/>
     <w:rPr>
       <w:rFonts w:ascii="OpenSymbol" w:hAnsi="OpenSymbol" w:eastAsia="OpenSymbol" w:cs="OpenSymbol"/>
@@ -22689,8 +23220,8 @@
     </w:pPr>
     <w:rPr/>
   </w:style>
-  <w:style w:type="paragraph" w:styleId="BlockQuotationuser">
-    <w:name w:val="Block Quotation (user)"/>
+  <w:style w:type="paragraph" w:styleId="BlockQuotation">
+    <w:name w:val="Block Quotation"/>
     <w:basedOn w:val="Normal"/>
     <w:qFormat/>
     <w:pPr>
@@ -22699,8 +23230,8 @@
     </w:pPr>
     <w:rPr/>
   </w:style>
-  <w:style w:type="paragraph" w:styleId="BlockQuotation">
-    <w:name w:val="Block Quotation"/>
+  <w:style w:type="paragraph" w:styleId="BlockQuotationuser">
+    <w:name w:val="Block Quotation (user)"/>
     <w:basedOn w:val="Normal"/>
     <w:qFormat/>
     <w:pPr>
@@ -22833,7 +23364,7 @@
         <w:tab w:val="left" w:pos="4032" w:leader="none"/>
       </w:tabs>
       <w:suppressAutoHyphens w:val="true"/>
-      <w:overflowPunct w:val="false"/>
+      <w:overflowPunct w:val="true"/>
       <w:bidi w:val="0"/>
       <w:spacing w:lineRule="auto" w:line="276" w:before="0" w:after="200"/>
       <w:jc w:val="left"/>
@@ -23015,7 +23546,7 @@
     <w:pPr>
       <w:widowControl/>
       <w:suppressAutoHyphens w:val="true"/>
-      <w:overflowPunct w:val="false"/>
+      <w:overflowPunct w:val="true"/>
       <w:bidi w:val="0"/>
       <w:spacing w:lineRule="auto" w:line="240" w:before="0" w:after="0"/>
       <w:jc w:val="left"/>
@@ -23041,15 +23572,15 @@
     </w:pPr>
     <w:rPr/>
   </w:style>
-  <w:style w:type="paragraph" w:styleId="FrameContents">
-    <w:name w:val="Frame Contents"/>
+  <w:style w:type="paragraph" w:styleId="FrameContentsuser">
+    <w:name w:val="Frame Contents (user)"/>
     <w:basedOn w:val="Normal"/>
     <w:qFormat/>
     <w:pPr/>
     <w:rPr/>
   </w:style>
-  <w:style w:type="paragraph" w:styleId="FrameContentsuser">
-    <w:name w:val="Frame Contents (user)"/>
+  <w:style w:type="paragraph" w:styleId="FrameContents">
+    <w:name w:val="Frame Contents"/>
     <w:basedOn w:val="Normal"/>
     <w:qFormat/>
     <w:pPr/>

--- a/docs/Physics-ASI-Concepts.docx
+++ b/docs/Physics-ASI-Concepts.docx
@@ -4484,24 +4484,225 @@
         <w:rPr/>
       </w:pPr>
       <w:r>
-        <w:rPr/>
-        <w:t xml:space="preserve">The Windows PowerShell script </w:t>
+        <w:rPr>
+          <w:b w:val="false"/>
+          <w:strike w:val="false"/>
+          <w:dstrike w:val="false"/>
+          <w:sz w:val="28"/>
+          <w:szCs w:val="28"/>
+          <w:u w:val="none"/>
+          <w:effect w:val="none"/>
+        </w:rPr>
+        <w:t>When you download a PowerShell script (</w:t>
       </w:r>
       <w:r>
         <w:rPr>
           <w:rStyle w:val="SourceText"/>
-        </w:rPr>
-        <w:t>install.ps1</w:t>
-      </w:r>
-      <w:r>
-        <w:rPr/>
-        <w:t xml:space="preserve"> installs all required application components. However, because Ollama requires a download of approximately 5 GB, we recommend following the separate installation instructions provided in Appendix F.</w:t>
-      </w:r>
-    </w:p>
-    <w:p>
-      <w:pPr>
-        <w:pStyle w:val="Normal"/>
+          <w:b w:val="false"/>
+          <w:strike w:val="false"/>
+          <w:dstrike w:val="false"/>
+          <w:sz w:val="28"/>
+          <w:szCs w:val="28"/>
+          <w:u w:val="none"/>
+          <w:effect w:val="none"/>
+          <w:bdr w:val="single" w:sz="2" w:space="1" w:color="F3F5F6"/>
+        </w:rPr>
+        <w:t>.ps1</w:t>
+      </w:r>
+      <w:r>
+        <w:rPr>
+          <w:sz w:val="28"/>
+          <w:szCs w:val="28"/>
+        </w:rPr>
+        <w:t xml:space="preserve">) from the internet, Windows automatically flags it with an </w:t>
+      </w:r>
+      <w:r>
+        <w:rPr>
+          <w:rStyle w:val="Strong"/>
+          <w:b/>
+          <w:strike w:val="false"/>
+          <w:dstrike w:val="false"/>
+          <w:sz w:val="28"/>
+          <w:szCs w:val="28"/>
+          <w:u w:val="none"/>
+          <w:effect w:val="none"/>
+        </w:rPr>
+        <w:t>"Internet Zone" identifier</w:t>
+      </w:r>
+      <w:r>
+        <w:rPr>
+          <w:sz w:val="28"/>
+          <w:szCs w:val="28"/>
+        </w:rPr>
+        <w:t xml:space="preserve">. If your system's execution policy is set to </w:t>
+      </w:r>
+      <w:r>
+        <w:rPr>
+          <w:rStyle w:val="SourceText"/>
+          <w:b w:val="false"/>
+          <w:strike w:val="false"/>
+          <w:dstrike w:val="false"/>
+          <w:sz w:val="28"/>
+          <w:szCs w:val="28"/>
+          <w:u w:val="none"/>
+          <w:effect w:val="none"/>
+          <w:bdr w:val="single" w:sz="2" w:space="1" w:color="F3F5F6"/>
+        </w:rPr>
+        <w:t>RemoteSigned</w:t>
+      </w:r>
+      <w:r>
+        <w:rPr>
+          <w:sz w:val="28"/>
+          <w:szCs w:val="28"/>
+        </w:rPr>
+        <w:t xml:space="preserve"> (the Windows default), PowerShell will </w:t>
+      </w:r>
+      <w:r>
+        <w:rPr>
+          <w:rStyle w:val="Strong"/>
+          <w:b/>
+          <w:strike w:val="false"/>
+          <w:dstrike w:val="false"/>
+          <w:sz w:val="28"/>
+          <w:szCs w:val="28"/>
+          <w:u w:val="none"/>
+          <w:effect w:val="none"/>
+        </w:rPr>
+        <w:t>strictly block unsigned scripts</w:t>
+      </w:r>
+      <w:r>
+        <w:rPr>
+          <w:sz w:val="28"/>
+          <w:szCs w:val="28"/>
+        </w:rPr>
+        <w:t xml:space="preserve"> carrying this internet flag from running. </w:t>
+      </w:r>
+    </w:p>
+    <w:p>
+      <w:pPr>
+        <w:pStyle w:val="BlockQuotationuser"/>
         <w:bidi w:val="0"/>
+        <w:spacing w:lineRule="auto" w:line="274" w:before="0" w:after="283"/>
+        <w:ind w:hanging="0" w:left="0" w:right="0"/>
+        <w:rPr>
+          <w:rFonts w:ascii="Times New Roman" w:hAnsi="Times New Roman"/>
+          <w:sz w:val="28"/>
+          <w:szCs w:val="28"/>
+        </w:rPr>
+      </w:pPr>
+      <w:r>
+        <w:rPr>
+          <w:sz w:val="28"/>
+          <w:szCs w:val="28"/>
+        </w:rPr>
+        <w:t xml:space="preserve">Open Powershell (non-admin), </w:t>
+      </w:r>
+      <w:r>
+        <w:rPr>
+          <w:sz w:val="28"/>
+          <w:szCs w:val="28"/>
+        </w:rPr>
+        <w:t xml:space="preserve">go to physics-asi-concepts\scripts directory, </w:t>
+      </w:r>
+      <w:r>
+        <w:rPr>
+          <w:sz w:val="28"/>
+          <w:szCs w:val="28"/>
+        </w:rPr>
+        <w:t>and to unblock the script named ‘</w:t>
+      </w:r>
+      <w:r>
+        <w:rPr>
+          <w:sz w:val="28"/>
+          <w:szCs w:val="28"/>
+        </w:rPr>
+        <w:t>unlock.ps1’, enter:</w:t>
+      </w:r>
+    </w:p>
+    <w:p>
+      <w:pPr>
+        <w:pStyle w:val="Normal"/>
+        <w:rPr>
+          <w:rFonts w:ascii="Times New Roman" w:hAnsi="Times New Roman"/>
+          <w:sz w:val="28"/>
+          <w:szCs w:val="28"/>
+        </w:rPr>
+      </w:pPr>
+      <w:r>
+        <w:rPr>
+          <w:sz w:val="28"/>
+          <w:szCs w:val="28"/>
+        </w:rPr>
+        <w:tab/>
+        <w:t>Unblock-File .\unlock.ps1</w:t>
+      </w:r>
+    </w:p>
+    <w:p>
+      <w:pPr>
+        <w:pStyle w:val="Normal"/>
+        <w:rPr>
+          <w:rFonts w:ascii="Times New Roman" w:hAnsi="Times New Roman"/>
+          <w:sz w:val="28"/>
+          <w:szCs w:val="28"/>
+        </w:rPr>
+      </w:pPr>
+      <w:r>
+        <w:rPr>
+          <w:sz w:val="28"/>
+          <w:szCs w:val="28"/>
+        </w:rPr>
+        <w:t>Then, to unblock the other powershell scripts, enter:</w:t>
+      </w:r>
+    </w:p>
+    <w:p>
+      <w:pPr>
+        <w:pStyle w:val="Normal"/>
+        <w:rPr>
+          <w:rFonts w:ascii="Times New Roman" w:hAnsi="Times New Roman"/>
+          <w:sz w:val="28"/>
+          <w:szCs w:val="28"/>
+        </w:rPr>
+      </w:pPr>
+      <w:r>
+        <w:rPr/>
+        <w:tab/>
+        <w:t>.\unlock.ps1</w:t>
+      </w:r>
+    </w:p>
+    <w:p>
+      <w:pPr>
+        <w:pStyle w:val="BlockQuotationuser"/>
+        <w:spacing w:lineRule="auto" w:line="274" w:before="0" w:after="283"/>
+        <w:ind w:hanging="0" w:left="0" w:right="0"/>
+        <w:rPr/>
+      </w:pPr>
+      <w:r>
+        <w:rPr/>
+        <w:t>The Windows PowerShell script ‘</w:t>
+      </w:r>
+      <w:r>
+        <w:rPr>
+          <w:rStyle w:val="SourceText"/>
+        </w:rPr>
+        <w:t>install.ps1’</w:t>
+      </w:r>
+      <w:r>
+        <w:rPr/>
+        <w:t xml:space="preserve"> installs all required application components. However, because Ollama requires a download of approximately 5 GB, we recommend following the separate installation instructions </w:t>
+      </w:r>
+      <w:r>
+        <w:rPr/>
+        <w:t xml:space="preserve">for Ollama </w:t>
+      </w:r>
+      <w:r>
+        <w:rPr/>
+        <w:t>provided in Appendix F.</w:t>
+      </w:r>
+    </w:p>
+    <w:p>
+      <w:pPr>
+        <w:pStyle w:val="Normal"/>
+        <w:bidi w:val="0"/>
         <w:rPr>
           <w:rFonts w:ascii="Times New Roman" w:hAnsi="Times New Roman" w:cs="Courier New"/>
           <w:sz w:val="28"/>
@@ -4515,6 +4716,196 @@
           <w:szCs w:val="28"/>
         </w:rPr>
         <w:t>To setup and run the application see install.ps1, run.ps1, and stop.ps1.</w:t>
+      </w:r>
+    </w:p>
+    <w:p>
+      <w:pPr>
+        <w:pStyle w:val="Normal"/>
+        <w:bidi w:val="0"/>
+        <w:rPr>
+          <w:rFonts w:ascii="Times New Roman" w:hAnsi="Times New Roman" w:cs="Courier New"/>
+          <w:sz w:val="28"/>
+          <w:szCs w:val="28"/>
+        </w:rPr>
+      </w:pPr>
+      <w:r>
+        <w:rPr>
+          <w:rFonts w:cs="Courier New"/>
+          <w:sz w:val="28"/>
+          <w:szCs w:val="28"/>
+        </w:rPr>
+        <w:t>Begin by entering:</w:t>
+      </w:r>
+    </w:p>
+    <w:p>
+      <w:pPr>
+        <w:pStyle w:val="Normal"/>
+        <w:bidi w:val="0"/>
+        <w:rPr>
+          <w:rFonts w:ascii="Times New Roman" w:hAnsi="Times New Roman" w:cs="Courier New"/>
+          <w:sz w:val="28"/>
+          <w:szCs w:val="28"/>
+        </w:rPr>
+      </w:pPr>
+      <w:r>
+        <w:rPr>
+          <w:rFonts w:cs="Courier New"/>
+          <w:sz w:val="28"/>
+          <w:szCs w:val="28"/>
+        </w:rPr>
+        <w:tab/>
+        <w:t>.\ install.ps1</w:t>
+      </w:r>
+    </w:p>
+    <w:p>
+      <w:pPr>
+        <w:pStyle w:val="Normal"/>
+        <w:bidi w:val="0"/>
+        <w:rPr>
+          <w:rFonts w:ascii="Times New Roman" w:hAnsi="Times New Roman" w:cs="Courier New"/>
+          <w:sz w:val="28"/>
+          <w:szCs w:val="28"/>
+        </w:rPr>
+      </w:pPr>
+      <w:r>
+        <w:rPr>
+          <w:rFonts w:cs="Courier New"/>
+          <w:sz w:val="28"/>
+          <w:szCs w:val="28"/>
+        </w:rPr>
+        <w:t>After that script completes, enter:</w:t>
+      </w:r>
+    </w:p>
+    <w:p>
+      <w:pPr>
+        <w:pStyle w:val="Normal"/>
+        <w:bidi w:val="0"/>
+        <w:rPr>
+          <w:rFonts w:ascii="Times New Roman" w:hAnsi="Times New Roman" w:cs="Courier New"/>
+          <w:sz w:val="28"/>
+          <w:szCs w:val="28"/>
+        </w:rPr>
+      </w:pPr>
+      <w:r>
+        <w:rPr>
+          <w:rFonts w:cs="Courier New"/>
+          <w:sz w:val="28"/>
+          <w:szCs w:val="28"/>
+        </w:rPr>
+        <w:tab/>
+        <w:t>.\run.ps1</w:t>
+      </w:r>
+    </w:p>
+    <w:p>
+      <w:pPr>
+        <w:pStyle w:val="Normal"/>
+        <w:bidi w:val="0"/>
+        <w:rPr>
+          <w:rFonts w:ascii="Times New Roman" w:hAnsi="Times New Roman" w:cs="Courier New"/>
+          <w:sz w:val="28"/>
+          <w:szCs w:val="28"/>
+        </w:rPr>
+      </w:pPr>
+      <w:r>
+        <w:rPr>
+          <w:rFonts w:cs="Courier New"/>
+          <w:sz w:val="28"/>
+          <w:szCs w:val="28"/>
+        </w:rPr>
+        <w:t>The script ‘run.ps1’ will automatically open a browser window with a user interface to the application.</w:t>
+      </w:r>
+    </w:p>
+    <w:p>
+      <w:pPr>
+        <w:pStyle w:val="Normal"/>
+        <w:bidi w:val="0"/>
+        <w:rPr>
+          <w:rFonts w:ascii="Times New Roman" w:hAnsi="Times New Roman" w:cs="Courier New"/>
+          <w:sz w:val="28"/>
+          <w:szCs w:val="28"/>
+        </w:rPr>
+      </w:pPr>
+      <w:r>
+        <w:rPr>
+          <w:rFonts w:cs="Courier New"/>
+          <w:sz w:val="28"/>
+          <w:szCs w:val="28"/>
+        </w:rPr>
+        <w:t>After the application has completed, to close the background processing, you must enter:</w:t>
+      </w:r>
+    </w:p>
+    <w:p>
+      <w:pPr>
+        <w:pStyle w:val="Normal"/>
+        <w:bidi w:val="0"/>
+        <w:rPr>
+          <w:rFonts w:ascii="Times New Roman" w:hAnsi="Times New Roman" w:cs="Courier New"/>
+          <w:sz w:val="28"/>
+          <w:szCs w:val="28"/>
+        </w:rPr>
+      </w:pPr>
+      <w:r>
+        <w:rPr>
+          <w:rFonts w:cs="Courier New"/>
+          <w:sz w:val="28"/>
+          <w:szCs w:val="28"/>
+        </w:rPr>
+        <w:tab/>
+        <w:t>.\stop.ps1</w:t>
+      </w:r>
+    </w:p>
+    <w:p>
+      <w:pPr>
+        <w:pStyle w:val="Normal"/>
+        <w:bidi w:val="0"/>
+        <w:rPr>
+          <w:rFonts w:ascii="Times New Roman" w:hAnsi="Times New Roman" w:cs="Courier New"/>
+          <w:sz w:val="28"/>
+          <w:szCs w:val="28"/>
+        </w:rPr>
+      </w:pPr>
+      <w:r>
+        <w:rPr>
+          <w:rFonts w:cs="Courier New"/>
+          <w:sz w:val="28"/>
+          <w:szCs w:val="28"/>
+        </w:rPr>
+      </w:r>
+    </w:p>
+    <w:p>
+      <w:pPr>
+        <w:pStyle w:val="Normal"/>
+        <w:bidi w:val="0"/>
+        <w:rPr>
+          <w:rFonts w:ascii="Times New Roman" w:hAnsi="Times New Roman" w:cs="Courier New"/>
+          <w:sz w:val="28"/>
+          <w:szCs w:val="28"/>
+        </w:rPr>
+      </w:pPr>
+      <w:r>
+        <w:rPr>
+          <w:rFonts w:cs="Courier New"/>
+          <w:sz w:val="28"/>
+          <w:szCs w:val="28"/>
+        </w:rPr>
+      </w:r>
+    </w:p>
+    <w:p>
+      <w:pPr>
+        <w:pStyle w:val="Normal"/>
+        <w:bidi w:val="0"/>
+        <w:rPr>
+          <w:rFonts w:ascii="Times New Roman" w:hAnsi="Times New Roman" w:cs="Courier New"/>
+          <w:sz w:val="28"/>
+          <w:szCs w:val="28"/>
+        </w:rPr>
+      </w:pPr>
+      <w:r>
+        <w:rPr>
+          <w:rFonts w:cs="Courier New"/>
+          <w:sz w:val="28"/>
+          <w:szCs w:val="28"/>
+        </w:rPr>
       </w:r>
     </w:p>
     <w:p>
@@ -4751,7 +5142,7 @@
       </w:pPr>
       <w:r>
         <w:drawing>
-          <wp:anchor distT="0" distB="0" distL="0" distR="0" simplePos="0" relativeHeight="8" behindDoc="0" locked="0" layoutInCell="0" allowOverlap="1">
+          <wp:anchor distT="0" distB="0" distL="0" distR="0" simplePos="0" relativeHeight="7" behindDoc="0" locked="0" layoutInCell="0" allowOverlap="1">
             <wp:simplePos x="0" y="0"/>
             <wp:positionH relativeFrom="column">
               <wp:align>center</wp:align>
@@ -4905,7 +5296,7 @@
       </w:pPr>
       <w:r>
         <w:drawing>
-          <wp:anchor distT="0" distB="0" distL="0" distR="0" simplePos="0" relativeHeight="10" behindDoc="0" locked="0" layoutInCell="0" allowOverlap="1">
+          <wp:anchor distT="0" distB="0" distL="0" distR="0" simplePos="0" relativeHeight="8" behindDoc="0" locked="0" layoutInCell="0" allowOverlap="1">
             <wp:simplePos x="0" y="0"/>
             <wp:positionH relativeFrom="column">
               <wp:align>center</wp:align>
@@ -5058,7 +5449,7 @@
           <w:bCs/>
         </w:rPr>
         <w:drawing>
-          <wp:anchor distT="0" distB="0" distL="0" distR="0" simplePos="0" relativeHeight="12" behindDoc="0" locked="0" layoutInCell="0" allowOverlap="1">
+          <wp:anchor distT="0" distB="0" distL="0" distR="0" simplePos="0" relativeHeight="9" behindDoc="0" locked="0" layoutInCell="0" allowOverlap="1">
             <wp:simplePos x="0" y="0"/>
             <wp:positionH relativeFrom="column">
               <wp:align>center</wp:align>
@@ -5258,11 +5649,15 @@
           <w:bCs/>
         </w:rPr>
       </w:r>
+      <w:r>
+        <w:br w:type="page"/>
+      </w:r>
     </w:p>
     <w:p>
       <w:pPr>
         <w:pStyle w:val="Normal"/>
         <w:bidi w:val="0"/>
+        <w:spacing w:before="0" w:after="160"/>
         <w:rPr>
           <w:b/>
           <w:bCs/>
@@ -5289,8 +5684,24 @@
           <w:b/>
           <w:bCs/>
         </w:rPr>
+      </w:r>
+    </w:p>
+    <w:p>
+      <w:pPr>
+        <w:pStyle w:val="Normal"/>
+        <w:bidi w:val="0"/>
+        <w:rPr>
+          <w:b/>
+          <w:bCs/>
+        </w:rPr>
+      </w:pPr>
+      <w:r>
+        <w:rPr>
+          <w:b/>
+          <w:bCs/>
+        </w:rPr>
         <w:drawing>
-          <wp:anchor distT="0" distB="0" distL="0" distR="0" simplePos="0" relativeHeight="13" behindDoc="0" locked="0" layoutInCell="0" allowOverlap="1">
+          <wp:anchor distT="0" distB="0" distL="0" distR="0" simplePos="0" relativeHeight="10" behindDoc="0" locked="0" layoutInCell="0" allowOverlap="1">
             <wp:simplePos x="0" y="0"/>
             <wp:positionH relativeFrom="column">
               <wp:align>center</wp:align>
@@ -5490,7 +5901,7 @@
           <w:bCs/>
         </w:rPr>
         <w:drawing>
-          <wp:anchor distT="0" distB="0" distL="0" distR="0" simplePos="0" relativeHeight="11" behindDoc="0" locked="0" layoutInCell="0" allowOverlap="1">
+          <wp:anchor distT="0" distB="0" distL="0" distR="0" simplePos="0" relativeHeight="12" behindDoc="0" locked="0" layoutInCell="0" allowOverlap="1">
             <wp:simplePos x="0" y="0"/>
             <wp:positionH relativeFrom="column">
               <wp:align>center</wp:align>
@@ -5707,7 +6118,7 @@
       </w:pPr>
       <w:r>
         <w:drawing>
-          <wp:anchor distT="0" distB="0" distL="0" distR="0" simplePos="0" relativeHeight="9" behindDoc="0" locked="0" layoutInCell="0" allowOverlap="1">
+          <wp:anchor distT="0" distB="0" distL="0" distR="0" simplePos="0" relativeHeight="13" behindDoc="0" locked="0" layoutInCell="0" allowOverlap="1">
             <wp:simplePos x="0" y="0"/>
             <wp:positionH relativeFrom="column">
               <wp:align>center</wp:align>
@@ -5876,7 +6287,7 @@
           <w:bCs/>
         </w:rPr>
         <w:drawing>
-          <wp:anchor distT="0" distB="0" distL="0" distR="0" simplePos="0" relativeHeight="7" behindDoc="0" locked="0" layoutInCell="0" allowOverlap="1">
+          <wp:anchor distT="0" distB="0" distL="0" distR="0" simplePos="0" relativeHeight="11" behindDoc="0" locked="0" layoutInCell="0" allowOverlap="1">
             <wp:simplePos x="0" y="0"/>
             <wp:positionH relativeFrom="column">
               <wp:align>center</wp:align>
@@ -8732,33 +9143,7 @@
           <w:sz w:val="28"/>
           <w:szCs w:val="28"/>
         </w:rPr>
-        <w:t xml:space="preserve">Closing the gaps above is not one change but several semi-independent modules, each replacing a specific piece of the current pipeline. They are presented in the order a physicist would actually use them: data in, structure out, derivation, verification, and finally </w:t>
-      </w:r>
-      <w:r>
-        <w:rPr>
-          <w:rFonts w:eastAsia="Times New Roman" w:cs="Times New Roman"/>
-          <w:b w:val="false"/>
-          <w:bCs w:val="false"/>
-          <w:i w:val="false"/>
-          <w:iCs w:val="false"/>
-          <w:color w:val="000000"/>
-          <w:sz w:val="28"/>
-          <w:szCs w:val="28"/>
-        </w:rPr>
-        <w:t>a reasoning module</w:t>
-      </w:r>
-      <w:r>
-        <w:rPr>
-          <w:rFonts w:eastAsia="Times New Roman" w:cs="Times New Roman"/>
-          <w:b w:val="false"/>
-          <w:bCs w:val="false"/>
-          <w:i w:val="false"/>
-          <w:iCs w:val="false"/>
-          <w:color w:val="000000"/>
-          <w:sz w:val="28"/>
-          <w:szCs w:val="28"/>
-        </w:rPr>
-        <w:t>. Before reading this section, it is recommended to review the distinction between deduction, induction, and abduction (see Appendix E).</w:t>
+        <w:t>Closing the gaps above is not one change but several semi-independent modules, each replacing a specific piece of the current pipeline. They are presented in the order a physicist would actually use them: data in, structure out, derivation, verification, and finally a reasoning module. Before reading this section, it is recommended to review the distinction between deduction, induction, and abduction (see Appendix E).</w:t>
       </w:r>
     </w:p>
     <w:p>
@@ -20606,7 +20991,7 @@
         <w:sz w:val="24"/>
         <w:szCs w:val="24"/>
       </w:rPr>
-      <w:t>53</w:t>
+      <w:t>54</w:t>
     </w:r>
     <w:r>
       <w:rPr>
@@ -20655,7 +21040,7 @@
         <w:sz w:val="24"/>
         <w:szCs w:val="24"/>
       </w:rPr>
-      <w:t>53</w:t>
+      <w:t>54</w:t>
     </w:r>
     <w:r>
       <w:rPr>
@@ -20725,7 +21110,7 @@
         <w:sz w:val="24"/>
         <w:szCs w:val="24"/>
       </w:rPr>
-      <w:t>53</w:t>
+      <w:t>54</w:t>
     </w:r>
     <w:r>
       <w:rPr>
@@ -20774,7 +21159,7 @@
         <w:sz w:val="24"/>
         <w:szCs w:val="24"/>
       </w:rPr>
-      <w:t>53</w:t>
+      <w:t>54</w:t>
     </w:r>
     <w:r>
       <w:rPr>

--- a/docs/Physics-ASI-Concepts.docx
+++ b/docs/Physics-ASI-Concepts.docx
@@ -2520,7 +2520,7 @@
           <w:tab w:val="left" w:pos="0" w:leader="none"/>
         </w:tabs>
         <w:suppressAutoHyphens w:val="true"/>
-        <w:overflowPunct w:val="false"/>
+        <w:overflowPunct w:val="true"/>
         <w:bidi w:val="0"/>
         <w:spacing w:lineRule="auto" w:line="274" w:before="0" w:after="140"/>
         <w:ind w:hanging="283" w:left="0" w:right="0"/>
@@ -2579,7 +2579,7 @@
           <w:tab w:val="left" w:pos="0" w:leader="none"/>
         </w:tabs>
         <w:suppressAutoHyphens w:val="true"/>
-        <w:overflowPunct w:val="false"/>
+        <w:overflowPunct w:val="true"/>
         <w:bidi w:val="0"/>
         <w:spacing w:lineRule="auto" w:line="274" w:before="0" w:after="140"/>
         <w:ind w:hanging="283" w:left="0" w:right="0"/>
@@ -4478,7 +4478,7 @@
     </w:p>
     <w:p>
       <w:pPr>
-        <w:pStyle w:val="BlockQuotationuser"/>
+        <w:pStyle w:val="BlockQuotation"/>
         <w:spacing w:lineRule="auto" w:line="274" w:before="0" w:after="283"/>
         <w:ind w:hanging="0" w:left="0" w:right="0"/>
         <w:rPr/>
@@ -4580,7 +4580,7 @@
     </w:p>
     <w:p>
       <w:pPr>
-        <w:pStyle w:val="BlockQuotationuser"/>
+        <w:pStyle w:val="BlockQuotation"/>
         <w:bidi w:val="0"/>
         <w:spacing w:lineRule="auto" w:line="274" w:before="0" w:after="283"/>
         <w:ind w:hanging="0" w:left="0" w:right="0"/>
@@ -4595,28 +4595,7 @@
           <w:sz w:val="28"/>
           <w:szCs w:val="28"/>
         </w:rPr>
-        <w:t xml:space="preserve">Open Powershell (non-admin), </w:t>
-      </w:r>
-      <w:r>
-        <w:rPr>
-          <w:sz w:val="28"/>
-          <w:szCs w:val="28"/>
-        </w:rPr>
-        <w:t xml:space="preserve">go to physics-asi-concepts\scripts directory, </w:t>
-      </w:r>
-      <w:r>
-        <w:rPr>
-          <w:sz w:val="28"/>
-          <w:szCs w:val="28"/>
-        </w:rPr>
-        <w:t>and to unblock the script named ‘</w:t>
-      </w:r>
-      <w:r>
-        <w:rPr>
-          <w:sz w:val="28"/>
-          <w:szCs w:val="28"/>
-        </w:rPr>
-        <w:t>unlock.ps1’, enter:</w:t>
+        <w:t>Open Powershell (non-admin), go to physics-asi-concepts\scripts directory, and to unblock the script named ‘unlock.ps1’, enter:</w:t>
       </w:r>
     </w:p>
     <w:p>
@@ -4671,7 +4650,7 @@
     </w:p>
     <w:p>
       <w:pPr>
-        <w:pStyle w:val="BlockQuotationuser"/>
+        <w:pStyle w:val="BlockQuotation"/>
         <w:spacing w:lineRule="auto" w:line="274" w:before="0" w:after="283"/>
         <w:ind w:hanging="0" w:left="0" w:right="0"/>
         <w:rPr/>
@@ -4688,15 +4667,7 @@
       </w:r>
       <w:r>
         <w:rPr/>
-        <w:t xml:space="preserve"> installs all required application components. However, because Ollama requires a download of approximately 5 GB, we recommend following the separate installation instructions </w:t>
-      </w:r>
-      <w:r>
-        <w:rPr/>
-        <w:t xml:space="preserve">for Ollama </w:t>
-      </w:r>
-      <w:r>
-        <w:rPr/>
-        <w:t>provided in Appendix F.</w:t>
+        <w:t xml:space="preserve"> installs all required application components. However, because Ollama requires a download of approximately 5 GB, we recommend following the separate installation instructions for Ollama provided in Appendix F.</w:t>
       </w:r>
     </w:p>
     <w:p>
@@ -4933,7 +4904,7 @@
     </w:p>
     <w:p>
       <w:pPr>
-        <w:pStyle w:val="BlockQuotation"/>
+        <w:pStyle w:val="BlockQuotationuser"/>
         <w:bidi w:val="0"/>
         <w:ind w:hanging="0" w:left="0" w:right="0"/>
         <w:rPr>
@@ -4951,7 +4922,7 @@
     </w:p>
     <w:p>
       <w:pPr>
-        <w:pStyle w:val="BlockQuotation"/>
+        <w:pStyle w:val="BlockQuotationuser"/>
         <w:bidi w:val="0"/>
         <w:ind w:hanging="0" w:left="0" w:right="0"/>
         <w:rPr>
@@ -4983,7 +4954,7 @@
           <w:szCs w:val="28"/>
         </w:rPr>
         <w:drawing>
-          <wp:anchor distT="0" distB="0" distL="0" distR="0" simplePos="0" relativeHeight="6" behindDoc="0" locked="0" layoutInCell="0" allowOverlap="1">
+          <wp:anchor distT="0" distB="0" distL="0" distR="0" simplePos="0" relativeHeight="9" behindDoc="0" locked="0" layoutInCell="0" allowOverlap="1">
             <wp:simplePos x="0" y="0"/>
             <wp:positionH relativeFrom="column">
               <wp:align>center</wp:align>
@@ -5142,7 +5113,7 @@
       </w:pPr>
       <w:r>
         <w:drawing>
-          <wp:anchor distT="0" distB="0" distL="0" distR="0" simplePos="0" relativeHeight="7" behindDoc="0" locked="0" layoutInCell="0" allowOverlap="1">
+          <wp:anchor distT="0" distB="0" distL="0" distR="0" simplePos="0" relativeHeight="8" behindDoc="0" locked="0" layoutInCell="0" allowOverlap="1">
             <wp:simplePos x="0" y="0"/>
             <wp:positionH relativeFrom="column">
               <wp:align>center</wp:align>
@@ -5296,7 +5267,7 @@
       </w:pPr>
       <w:r>
         <w:drawing>
-          <wp:anchor distT="0" distB="0" distL="0" distR="0" simplePos="0" relativeHeight="8" behindDoc="0" locked="0" layoutInCell="0" allowOverlap="1">
+          <wp:anchor distT="0" distB="0" distL="0" distR="0" simplePos="0" relativeHeight="7" behindDoc="0" locked="0" layoutInCell="0" allowOverlap="1">
             <wp:simplePos x="0" y="0"/>
             <wp:positionH relativeFrom="column">
               <wp:align>center</wp:align>
@@ -5449,7 +5420,7 @@
           <w:bCs/>
         </w:rPr>
         <w:drawing>
-          <wp:anchor distT="0" distB="0" distL="0" distR="0" simplePos="0" relativeHeight="9" behindDoc="0" locked="0" layoutInCell="0" allowOverlap="1">
+          <wp:anchor distT="0" distB="0" distL="0" distR="0" simplePos="0" relativeHeight="6" behindDoc="0" locked="0" layoutInCell="0" allowOverlap="1">
             <wp:simplePos x="0" y="0"/>
             <wp:positionH relativeFrom="column">
               <wp:align>center</wp:align>
@@ -7978,7 +7949,39 @@
         <w:t>What is the pattern in these thought experiments?</w:t>
         <w:br/>
         <w:br/>
-        <w:t>1. Physics breakthroughs require simultaneous availability of specific mathematics and precise physical definitions. Newton required geometry + Kepler’s empirical laws. Maxwell could have used vector calculus + experimental laws of Coulomb , Ampère, Faraday, and Gauss. The anomaly issue required calculus and perturbation theory. Einstein required tensor calculus + equivalence principle.</w:t>
+        <w:t xml:space="preserve">1. Physics breakthroughs require simultaneous availability of specific mathematics and precise physical definitions. Newton required geometry + Kepler’s empirical laws. </w:t>
+      </w:r>
+      <w:r>
+        <w:rPr/>
+        <w:t xml:space="preserve">If vector calculus had been invented earlier, </w:t>
+      </w:r>
+      <w:r>
+        <w:rPr/>
+        <w:t xml:space="preserve">Maxwell </w:t>
+      </w:r>
+      <w:r>
+        <w:rPr/>
+        <w:t>w</w:t>
+      </w:r>
+      <w:r>
+        <w:rPr/>
+        <w:t xml:space="preserve">ould have used </w:t>
+      </w:r>
+      <w:r>
+        <w:rPr/>
+        <w:t>that</w:t>
+      </w:r>
+      <w:r>
+        <w:rPr/>
+        <w:t xml:space="preserve"> + </w:t>
+      </w:r>
+      <w:r>
+        <w:rPr/>
+        <w:t xml:space="preserve">the </w:t>
+      </w:r>
+      <w:r>
+        <w:rPr/>
+        <w:t>experimental laws of Coulomb , Ampère, Faraday, and Gauss. The anomaly issue required calculus and perturbation theory. Einstein required tensor calculus + equivalence principle.</w:t>
         <w:br/>
         <w:br/>
         <w:t xml:space="preserve">2. Physics relies on operational definitions using both words and formulas. However, modern physics textbooks contain hundreds of such operationally defined concepts. If ASI generates abstract symbols </w:t>
@@ -16135,7 +16138,7 @@
           <w:tab w:val="left" w:pos="0" w:leader="none"/>
         </w:tabs>
         <w:suppressAutoHyphens w:val="true"/>
-        <w:overflowPunct w:val="false"/>
+        <w:overflowPunct w:val="true"/>
         <w:bidi w:val="0"/>
         <w:spacing w:lineRule="auto" w:line="274" w:before="0" w:after="140"/>
         <w:ind w:hanging="283" w:left="0" w:right="0"/>
@@ -16194,7 +16197,7 @@
           <w:tab w:val="left" w:pos="0" w:leader="none"/>
         </w:tabs>
         <w:suppressAutoHyphens w:val="true"/>
-        <w:overflowPunct w:val="false"/>
+        <w:overflowPunct w:val="true"/>
         <w:bidi w:val="0"/>
         <w:spacing w:lineRule="auto" w:line="274" w:before="0" w:after="140"/>
         <w:ind w:hanging="283" w:left="0" w:right="0"/>
@@ -19805,7 +19808,7 @@
           <w:numId w:val="0"/>
         </w:numPr>
         <w:suppressAutoHyphens w:val="true"/>
-        <w:overflowPunct w:val="false"/>
+        <w:overflowPunct w:val="true"/>
         <w:bidi w:val="0"/>
         <w:spacing w:lineRule="auto" w:line="274" w:before="0" w:after="120"/>
         <w:ind w:hanging="0" w:left="0" w:right="0"/>
@@ -22906,7 +22909,7 @@
     <w:pPr>
       <w:widowControl/>
       <w:suppressAutoHyphens w:val="true"/>
-      <w:overflowPunct w:val="false"/>
+      <w:overflowPunct w:val="true"/>
       <w:bidi w:val="0"/>
       <w:spacing w:lineRule="auto" w:line="259" w:before="0" w:after="160"/>
       <w:jc w:val="left"/>
@@ -23165,8 +23168,8 @@
     <w:qFormat/>
     <w:rPr/>
   </w:style>
-  <w:style w:type="character" w:styleId="Bulletsuser">
-    <w:name w:val="Bullets (user)"/>
+  <w:style w:type="character" w:styleId="Bullets">
+    <w:name w:val="Bullets"/>
     <w:qFormat/>
     <w:rPr>
       <w:rFonts w:ascii="OpenSymbol" w:hAnsi="OpenSymbol" w:eastAsia="OpenSymbol" w:cs="OpenSymbol"/>
@@ -23180,8 +23183,8 @@
       <w:bCs/>
     </w:rPr>
   </w:style>
-  <w:style w:type="character" w:styleId="Bullets">
-    <w:name w:val="Bullets"/>
+  <w:style w:type="character" w:styleId="Bulletsuser">
+    <w:name w:val="Bullets (user)"/>
     <w:qFormat/>
     <w:rPr>
       <w:rFonts w:ascii="OpenSymbol" w:hAnsi="OpenSymbol" w:eastAsia="OpenSymbol" w:cs="OpenSymbol"/>
@@ -23605,8 +23608,8 @@
     </w:pPr>
     <w:rPr/>
   </w:style>
-  <w:style w:type="paragraph" w:styleId="BlockQuotation">
-    <w:name w:val="Block Quotation"/>
+  <w:style w:type="paragraph" w:styleId="BlockQuotationuser">
+    <w:name w:val="Block Quotation (user)"/>
     <w:basedOn w:val="Normal"/>
     <w:qFormat/>
     <w:pPr>
@@ -23615,8 +23618,8 @@
     </w:pPr>
     <w:rPr/>
   </w:style>
-  <w:style w:type="paragraph" w:styleId="BlockQuotationuser">
-    <w:name w:val="Block Quotation (user)"/>
+  <w:style w:type="paragraph" w:styleId="BlockQuotation">
+    <w:name w:val="Block Quotation"/>
     <w:basedOn w:val="Normal"/>
     <w:qFormat/>
     <w:pPr>
@@ -23749,7 +23752,7 @@
         <w:tab w:val="left" w:pos="4032" w:leader="none"/>
       </w:tabs>
       <w:suppressAutoHyphens w:val="true"/>
-      <w:overflowPunct w:val="true"/>
+      <w:overflowPunct w:val="false"/>
       <w:bidi w:val="0"/>
       <w:spacing w:lineRule="auto" w:line="276" w:before="0" w:after="200"/>
       <w:jc w:val="left"/>
@@ -23931,7 +23934,7 @@
     <w:pPr>
       <w:widowControl/>
       <w:suppressAutoHyphens w:val="true"/>
-      <w:overflowPunct w:val="true"/>
+      <w:overflowPunct w:val="false"/>
       <w:bidi w:val="0"/>
       <w:spacing w:lineRule="auto" w:line="240" w:before="0" w:after="0"/>
       <w:jc w:val="left"/>
@@ -23957,15 +23960,15 @@
     </w:pPr>
     <w:rPr/>
   </w:style>
-  <w:style w:type="paragraph" w:styleId="FrameContentsuser">
-    <w:name w:val="Frame Contents (user)"/>
+  <w:style w:type="paragraph" w:styleId="FrameContents">
+    <w:name w:val="Frame Contents"/>
     <w:basedOn w:val="Normal"/>
     <w:qFormat/>
     <w:pPr/>
     <w:rPr/>
   </w:style>
-  <w:style w:type="paragraph" w:styleId="FrameContents">
-    <w:name w:val="Frame Contents"/>
+  <w:style w:type="paragraph" w:styleId="FrameContentsuser">
+    <w:name w:val="Frame Contents (user)"/>
     <w:basedOn w:val="Normal"/>
     <w:qFormat/>
     <w:pPr/>
